--- a/docs/homeworks/hw_03/03_homework.docx
+++ b/docs/homeworks/hw_03/03_homework.docx
@@ -106,7 +106,6 @@
     </w:p>
     <w:p>
       <w:pPr>
-        <w:pStyle w:val="Compact"/>
         <w:numPr>
           <w:ilvl w:val="0"/>
           <w:numId w:val="1002"/>
@@ -118,7 +117,6 @@
     </w:p>
     <w:p>
       <w:pPr>
-        <w:pStyle w:val="Compact"/>
         <w:numPr>
           <w:ilvl w:val="0"/>
           <w:numId w:val="1002"/>

--- a/docs/homeworks/hw_03/03_homework.docx
+++ b/docs/homeworks/hw_03/03_homework.docx
@@ -525,7 +525,7 @@
   <w:docDefaults>
     <w:rPrDefault>
       <w:rPr>
-        <w:rFonts w:ascii="Arial" w:cs="Times New Roman (Body CS)" w:eastAsiaTheme="minorHAnsi" w:hAnsi="Arial"/>
+        <w:rFonts w:ascii="Calibri" w:cs="Calibri" w:eastAsia="Calibri" w:hAnsi="Calibri"/>
         <w:kern w:val="2"/>
         <w:sz w:val="24"/>
         <w:szCs w:val="24"/>
@@ -934,7 +934,7 @@
     <w:rPr>
       <w:rFonts w:asciiTheme="majorHAnsi" w:cstheme="majorBidi" w:eastAsiaTheme="majorEastAsia" w:hAnsiTheme="majorHAnsi"/>
       <w:b/>
-      <w:color w:themeColor="accent1" w:themeShade="BF" w:val="0F4761"/>
+      <w:color w:val="002147"/>
       <w:sz w:val="28"/>
       <w:szCs w:val="40"/>
     </w:rPr>
@@ -957,7 +957,7 @@
     </w:pPr>
     <w:rPr>
       <w:rFonts w:asciiTheme="majorHAnsi" w:cstheme="majorBidi" w:eastAsiaTheme="majorEastAsia" w:hAnsiTheme="majorHAnsi"/>
-      <w:color w:themeColor="accent1" w:themeShade="BF" w:val="0F4761"/>
+      <w:color w:val="002147"/>
       <w:szCs w:val="32"/>
     </w:rPr>
   </w:style>
@@ -978,7 +978,7 @@
     </w:pPr>
     <w:rPr>
       <w:rFonts w:asciiTheme="minorHAnsi" w:cstheme="majorBidi" w:eastAsiaTheme="majorEastAsia" w:hAnsiTheme="minorHAnsi"/>
-      <w:color w:themeColor="accent1" w:themeShade="BF" w:val="0F4761"/>
+      <w:color w:val="002147"/>
       <w:sz w:val="22"/>
       <w:szCs w:val="28"/>
     </w:rPr>
@@ -1002,7 +1002,7 @@
     <w:rPr>
       <w:rFonts w:asciiTheme="minorHAnsi" w:cstheme="majorBidi" w:eastAsiaTheme="majorEastAsia" w:hAnsiTheme="minorHAnsi"/>
       <w:iCs/>
-      <w:color w:themeColor="accent1" w:themeShade="BF" w:val="0F4761"/>
+      <w:color w:val="002147"/>
     </w:rPr>
   </w:style>
   <w:style w:styleId="Heading5" w:type="paragraph">
@@ -1023,7 +1023,7 @@
     </w:pPr>
     <w:rPr>
       <w:rFonts w:asciiTheme="minorHAnsi" w:cstheme="majorBidi" w:eastAsiaTheme="majorEastAsia" w:hAnsiTheme="minorHAnsi"/>
-      <w:color w:themeColor="accent1" w:themeShade="BF" w:val="0F4761"/>
+      <w:color w:val="002147"/>
     </w:rPr>
   </w:style>
   <w:style w:styleId="Heading6" w:type="paragraph">
@@ -1147,7 +1147,7 @@
     <w:rPr>
       <w:rFonts w:asciiTheme="majorHAnsi" w:cstheme="majorBidi" w:eastAsiaTheme="majorEastAsia" w:hAnsiTheme="majorHAnsi"/>
       <w:b/>
-      <w:color w:themeColor="accent1" w:themeShade="BF" w:val="0F4761"/>
+      <w:color w:val="002147"/>
       <w:sz w:val="28"/>
       <w:szCs w:val="40"/>
     </w:rPr>
@@ -1161,7 +1161,7 @@
     <w:rsid w:val="00846576"/>
     <w:rPr>
       <w:rFonts w:asciiTheme="majorHAnsi" w:cstheme="majorBidi" w:eastAsiaTheme="majorEastAsia" w:hAnsiTheme="majorHAnsi"/>
-      <w:color w:themeColor="accent1" w:themeShade="BF" w:val="0F4761"/>
+      <w:color w:val="002147"/>
       <w:szCs w:val="32"/>
     </w:rPr>
   </w:style>
@@ -1173,7 +1173,7 @@
     <w:rsid w:val="00846576"/>
     <w:rPr>
       <w:rFonts w:asciiTheme="minorHAnsi" w:cstheme="majorBidi" w:eastAsiaTheme="majorEastAsia" w:hAnsiTheme="minorHAnsi"/>
-      <w:color w:themeColor="accent1" w:themeShade="BF" w:val="0F4761"/>
+      <w:color w:val="002147"/>
       <w:sz w:val="22"/>
       <w:szCs w:val="28"/>
     </w:rPr>
@@ -1188,7 +1188,7 @@
     <w:rPr>
       <w:rFonts w:asciiTheme="minorHAnsi" w:cstheme="majorBidi" w:eastAsiaTheme="majorEastAsia" w:hAnsiTheme="minorHAnsi"/>
       <w:iCs/>
-      <w:color w:themeColor="accent1" w:themeShade="BF" w:val="0F4761"/>
+      <w:color w:val="002147"/>
     </w:rPr>
   </w:style>
   <w:style w:customStyle="1" w:styleId="Heading5Char" w:type="character">
@@ -1200,7 +1200,7 @@
     <w:rsid w:val="00AF5CF1"/>
     <w:rPr>
       <w:rFonts w:asciiTheme="minorHAnsi" w:cstheme="majorBidi" w:eastAsiaTheme="majorEastAsia" w:hAnsiTheme="minorHAnsi"/>
-      <w:color w:themeColor="accent1" w:themeShade="BF" w:val="0F4761"/>
+      <w:color w:val="002147"/>
     </w:rPr>
   </w:style>
   <w:style w:customStyle="1" w:styleId="Heading6Char" w:type="character">
@@ -1374,7 +1374,7 @@
     <w:rPr>
       <w:i/>
       <w:iCs/>
-      <w:color w:themeColor="accent1" w:themeShade="BF" w:val="0F4761"/>
+      <w:color w:val="002147"/>
     </w:rPr>
   </w:style>
   <w:style w:styleId="IntenseQuote" w:type="paragraph">
@@ -1387,8 +1387,8 @@
     <w:rsid w:val="00AF5CF1"/>
     <w:pPr>
       <w:pBdr>
-        <w:top w:color="0F4761" w:space="10" w:sz="4" w:themeColor="accent1" w:themeShade="BF" w:val="single"/>
-        <w:bottom w:color="0F4761" w:space="10" w:sz="4" w:themeColor="accent1" w:themeShade="BF" w:val="single"/>
+        <w:top w:color="002147" w:space="10" w:sz="4" w:val="single"/>
+        <w:bottom w:color="002147" w:space="10" w:sz="4" w:val="single"/>
       </w:pBdr>
       <w:spacing w:after="360" w:before="360"/>
       <w:ind w:left="864" w:right="864"/>
@@ -1397,7 +1397,7 @@
     <w:rPr>
       <w:i/>
       <w:iCs/>
-      <w:color w:themeColor="accent1" w:themeShade="BF" w:val="0F4761"/>
+      <w:color w:val="002147"/>
     </w:rPr>
   </w:style>
   <w:style w:customStyle="1" w:styleId="IntenseQuoteChar" w:type="character">
@@ -1409,7 +1409,7 @@
     <w:rPr>
       <w:i/>
       <w:iCs/>
-      <w:color w:themeColor="accent1" w:themeShade="BF" w:val="0F4761"/>
+      <w:color w:val="002147"/>
     </w:rPr>
   </w:style>
   <w:style w:styleId="IntenseReference" w:type="character">
@@ -1422,7 +1422,7 @@
       <w:b/>
       <w:bCs/>
       <w:smallCaps/>
-      <w:color w:themeColor="accent1" w:themeShade="BF" w:val="0F4761"/>
+      <w:color w:val="002147"/>
       <w:spacing w:val="5"/>
     </w:rPr>
   </w:style>

--- a/docs/homeworks/hw_03/03_homework.docx
+++ b/docs/homeworks/hw_03/03_homework.docx
@@ -7,7 +7,15 @@
         <w:pStyle w:val="Title"/>
       </w:pPr>
       <w:r>
-        <w:t xml:space="preserve">03_homework</w:t>
+        <w:t xml:space="preserve">Homework 03 — Cisco Body Size in Trout Lake, Wisconsin</w:t>
+      </w:r>
+    </w:p>
+    <w:p>
+      <w:pPr>
+        <w:pStyle w:val="Subtitle"/>
+      </w:pPr>
+      <w:r>
+        <w:t xml:space="preserve">Descriptive statistics and a two-sample t-test on long-term fish monitoring data</w:t>
       </w:r>
     </w:p>
     <w:p>
@@ -15,16 +23,96 @@
         <w:pStyle w:val="Author"/>
       </w:pPr>
       <w:r>
-        <w:t xml:space="preserve">Bill Perry</w:t>
-      </w:r>
-    </w:p>
-    <w:bookmarkStart w:id="16" w:name="assignment-overview"/>
+        <w:t xml:space="preserve">Name: _________________________________ | Date: _____________</w:t>
+      </w:r>
+    </w:p>
+    <w:p>
+      <w:pPr>
+        <w:pStyle w:val="Date"/>
+      </w:pPr>
+      <w:r>
+        <w:t xml:space="preserve">2026-06-30</w:t>
+      </w:r>
+    </w:p>
+    <w:p>
+      <w:pPr>
+        <w:pStyle w:val="CaptionedFigure"/>
+      </w:pPr>
+      <w:r>
+        <w:drawing>
+          <wp:inline>
+            <wp:extent cx="4754880" cy="1721266"/>
+            <wp:effectExtent b="0" l="0" r="0" t="0"/>
+            <wp:docPr descr="A Cisco (Coregonus artedi), also called lake herring or tullibee — a cold-water species native to the Great Lakes region and an important prey fish for lake trout, walleye, and northern pike. (Public domain / Wikimedia Commons)" title="" id="10" name="Picture"/>
+            <a:graphic>
+              <a:graphicData uri="http://schemas.openxmlformats.org/drawingml/2006/picture">
+                <pic:pic>
+                  <pic:nvPicPr>
+                    <pic:cNvPr descr="images/Cisco.jpg" id="11" name="Picture"/>
+                    <pic:cNvPicPr>
+                      <a:picLocks noChangeArrowheads="1" noChangeAspect="1"/>
+                    </pic:cNvPicPr>
+                  </pic:nvPicPr>
+                  <pic:blipFill>
+                    <a:blip r:embed="rId9"/>
+                    <a:stretch>
+                      <a:fillRect/>
+                    </a:stretch>
+                  </pic:blipFill>
+                  <pic:spPr bwMode="auto">
+                    <a:xfrm>
+                      <a:off x="0" y="0"/>
+                      <a:ext cx="4754880" cy="1721266"/>
+                    </a:xfrm>
+                    <a:prstGeom prst="rect">
+                      <a:avLst/>
+                    </a:prstGeom>
+                    <a:noFill/>
+                    <a:ln w="9525">
+                      <a:noFill/>
+                      <a:headEnd/>
+                      <a:tailEnd/>
+                    </a:ln>
+                  </pic:spPr>
+                </pic:pic>
+              </a:graphicData>
+            </a:graphic>
+          </wp:inline>
+        </w:drawing>
+      </w:r>
+    </w:p>
+    <w:p>
+      <w:pPr>
+        <w:pStyle w:val="ImageCaption"/>
+      </w:pPr>
+      <w:r>
+        <w:t xml:space="preserve">A Cisco (</w:t>
+      </w:r>
+      <w:r>
+        <w:rPr>
+          <w:i/>
+          <w:iCs/>
+        </w:rPr>
+        <w:t xml:space="preserve">Coregonus artedi</w:t>
+      </w:r>
+      <w:r>
+        <w:t xml:space="preserve">), also called lake herring or tullibee — a cold-water species native to the Great Lakes region and an important prey fish for lake trout, walleye, and northern pike. (Public domain / Wikimedia Commons)</w:t>
+      </w:r>
+    </w:p>
+    <w:p>
+      <w:r>
+        <w:pict>
+          <v:rect style="width:0;height:1.5pt" o:hralign="center" o:hrstd="t" o:hr="t"/>
+        </w:pict>
+      </w:r>
+    </w:p>
+    <w:bookmarkStart w:id="12" w:name="overview"/>
     <w:p>
       <w:pPr>
         <w:pStyle w:val="Heading1"/>
       </w:pPr>
       <w:r>
-        <w:t xml:space="preserve">Assignment Overview</w:t>
+        <w:t xml:space="preserve">Overview</w:t>
       </w:r>
     </w:p>
     <w:p>
@@ -32,16 +120,626 @@
         <w:pStyle w:val="FirstParagraph"/>
       </w:pPr>
       <w:r>
-        <w:t xml:space="preserve">This homework assignment focuses on</w:t>
-      </w:r>
-    </w:p>
-    <w:bookmarkStart w:id="9" w:name="learning-objectives"/>
-    <w:p>
-      <w:pPr>
-        <w:pStyle w:val="Heading2"/>
-      </w:pPr>
-      <w:r>
-        <w:t xml:space="preserve">Learning Objectives</w:t>
+        <w:t xml:space="preserve">The</w:t>
+      </w:r>
+      <w:r>
+        <w:t xml:space="preserve"> </w:t>
+      </w:r>
+      <w:r>
+        <w:rPr>
+          <w:b/>
+          <w:bCs/>
+        </w:rPr>
+        <w:t xml:space="preserve">North Temperate Lakes Long-Term Ecological Research Program (NTL-LTER)</w:t>
+      </w:r>
+      <w:r>
+        <w:t xml:space="preserve"> </w:t>
+      </w:r>
+      <w:r>
+        <w:t xml:space="preserve">in Wisconsin has monitored fish populations since 1981 — one of the longest continuous fish datasets in North America.</w:t>
+      </w:r>
+      <w:r>
+        <w:t xml:space="preserve"> </w:t>
+      </w:r>
+      <w:r>
+        <w:rPr>
+          <w:b/>
+          <w:bCs/>
+        </w:rPr>
+        <w:t xml:space="preserve">Cisco</w:t>
+      </w:r>
+      <w:r>
+        <w:t xml:space="preserve"> </w:t>
+      </w:r>
+      <w:r>
+        <w:t xml:space="preserve">(</w:t>
+      </w:r>
+      <w:r>
+        <w:rPr>
+          <w:i/>
+          <w:iCs/>
+        </w:rPr>
+        <w:t xml:space="preserve">Coregonus artedi</w:t>
+      </w:r>
+      <w:r>
+        <w:t xml:space="preserve">) are especially important because they depend on cold, oxygen-rich water. As lakes warm with climate change, cisco are predicted to decline. Understanding how body size varies among years is one way biologists track whether populations are changing.</w:t>
+      </w:r>
+    </w:p>
+    <w:p>
+      <w:pPr>
+        <w:pStyle w:val="BodyText"/>
+      </w:pPr>
+      <w:r>
+        <w:t xml:space="preserve">In Lectures 03–04 and Worksheets 03–04 you learned to wrangle data, calculate descriptive statistics, and run a two-sample Welch’s t-test. This homework asks you to apply all those skills to a new, real dataset and answer:</w:t>
+      </w:r>
+      <w:r>
+        <w:t xml:space="preserve"> </w:t>
+      </w:r>
+      <w:r>
+        <w:rPr>
+          <w:b/>
+          <w:bCs/>
+        </w:rPr>
+        <w:t xml:space="preserve">Did cisco body weight differ between 1981 and 1982 in Trout Lake?</w:t>
+      </w:r>
+    </w:p>
+    <w:p>
+      <w:pPr>
+        <w:pStyle w:val="BlockText"/>
+      </w:pPr>
+      <w:r>
+        <w:rPr>
+          <w:b/>
+          <w:bCs/>
+        </w:rPr>
+        <w:t xml:space="preserve">Submit to Canvas:</w:t>
+      </w:r>
+      <w:r>
+        <w:t xml:space="preserve"> </w:t>
+      </w:r>
+      <w:r>
+        <w:t xml:space="preserve">(1) your completed</w:t>
+      </w:r>
+      <w:r>
+        <w:t xml:space="preserve"> </w:t>
+      </w:r>
+      <w:r>
+        <w:rPr>
+          <w:rStyle w:val="VerbatimChar"/>
+        </w:rPr>
+        <w:t xml:space="preserve">.R</w:t>
+      </w:r>
+      <w:r>
+        <w:t xml:space="preserve"> </w:t>
+      </w:r>
+      <w:r>
+        <w:t xml:space="preserve">script and (2) two saved PNG figures. Fill in all answer boxes</w:t>
+      </w:r>
+      <w:r>
+        <w:t xml:space="preserve"> </w:t>
+      </w:r>
+      <w:r>
+        <w:rPr>
+          <w:b/>
+          <w:bCs/>
+        </w:rPr>
+        <w:t xml:space="preserve">in the script as</w:t>
+      </w:r>
+      <w:r>
+        <w:rPr>
+          <w:b/>
+          <w:bCs/>
+        </w:rPr>
+        <w:t xml:space="preserve"> </w:t>
+      </w:r>
+      <w:r>
+        <w:rPr>
+          <w:rStyle w:val="VerbatimChar"/>
+          <w:b/>
+          <w:bCs/>
+        </w:rPr>
+        <w:t xml:space="preserve">#</w:t>
+      </w:r>
+      <w:r>
+        <w:rPr>
+          <w:b/>
+          <w:bCs/>
+        </w:rPr>
+        <w:t xml:space="preserve"> </w:t>
+      </w:r>
+      <w:r>
+        <w:rPr>
+          <w:b/>
+          <w:bCs/>
+        </w:rPr>
+        <w:t xml:space="preserve">comments</w:t>
+      </w:r>
+      <w:r>
+        <w:t xml:space="preserve"> </w:t>
+      </w:r>
+      <w:r>
+        <w:t xml:space="preserve">below the relevant code. The question numbers here match the</w:t>
+      </w:r>
+      <w:r>
+        <w:t xml:space="preserve"> </w:t>
+      </w:r>
+      <w:r>
+        <w:rPr>
+          <w:rStyle w:val="VerbatimChar"/>
+        </w:rPr>
+        <w:t xml:space="preserve"># Q__</w:t>
+      </w:r>
+      <w:r>
+        <w:t xml:space="preserve"> </w:t>
+      </w:r>
+      <w:r>
+        <w:t xml:space="preserve">markers in the skeleton script.</w:t>
+      </w:r>
+    </w:p>
+    <w:p>
+      <w:r>
+        <w:pict>
+          <v:rect style="width:0;height:1.5pt" o:hralign="center" o:hrstd="t" o:hr="t"/>
+        </w:pict>
+      </w:r>
+    </w:p>
+    <w:bookmarkEnd w:id="12"/>
+    <w:bookmarkStart w:id="13" w:name="the-data"/>
+    <w:p>
+      <w:pPr>
+        <w:pStyle w:val="Heading1"/>
+      </w:pPr>
+      <w:r>
+        <w:t xml:space="preserve">The Data</w:t>
+      </w:r>
+    </w:p>
+    <w:tbl>
+      <w:tblPr>
+        <w:tblStyle w:val="Table"/>
+        <w:tblW w:type="auto" w:w="0"/>
+        <w:tblLook w:firstRow="1" w:lastRow="0" w:firstColumn="0" w:lastColumn="0" w:noHBand="0" w:noVBand="0" w:val="0020"/>
+      </w:tblPr>
+      <w:tblGrid>
+        <w:gridCol w:w="2640"/>
+        <w:gridCol w:w="2640"/>
+        <w:gridCol w:w="2640"/>
+      </w:tblGrid>
+      <w:tr>
+        <w:trPr>
+          <w:tblHeader w:val="on"/>
+        </w:trPr>
+        <w:tc>
+          <w:tcPr/>
+          <w:p>
+            <w:pPr>
+              <w:pStyle w:val="Compact"/>
+            </w:pPr>
+            <w:r>
+              <w:t xml:space="preserve">Column</w:t>
+            </w:r>
+          </w:p>
+        </w:tc>
+        <w:tc>
+          <w:tcPr/>
+          <w:p>
+            <w:pPr>
+              <w:pStyle w:val="Compact"/>
+            </w:pPr>
+            <w:r>
+              <w:t xml:space="preserve">Type</w:t>
+            </w:r>
+          </w:p>
+        </w:tc>
+        <w:tc>
+          <w:tcPr/>
+          <w:p>
+            <w:pPr>
+              <w:pStyle w:val="Compact"/>
+            </w:pPr>
+            <w:r>
+              <w:t xml:space="preserve">What it holds</w:t>
+            </w:r>
+          </w:p>
+        </w:tc>
+      </w:tr>
+      <w:tr>
+        <w:tc>
+          <w:tcPr/>
+          <w:p>
+            <w:pPr>
+              <w:pStyle w:val="Compact"/>
+            </w:pPr>
+            <w:r>
+              <w:rPr>
+                <w:rStyle w:val="VerbatimChar"/>
+              </w:rPr>
+              <w:t xml:space="preserve">lakeid</w:t>
+            </w:r>
+          </w:p>
+        </w:tc>
+        <w:tc>
+          <w:tcPr/>
+          <w:p>
+            <w:pPr>
+              <w:pStyle w:val="Compact"/>
+            </w:pPr>
+            <w:r>
+              <w:t xml:space="preserve">chr</w:t>
+            </w:r>
+          </w:p>
+        </w:tc>
+        <w:tc>
+          <w:tcPr/>
+          <w:p>
+            <w:pPr>
+              <w:pStyle w:val="Compact"/>
+            </w:pPr>
+            <w:r>
+              <w:t xml:space="preserve">lake code (</w:t>
+            </w:r>
+            <w:r>
+              <w:rPr>
+                <w:rStyle w:val="VerbatimChar"/>
+              </w:rPr>
+              <w:t xml:space="preserve">TR</w:t>
+            </w:r>
+            <w:r>
+              <w:t xml:space="preserve"> </w:t>
+            </w:r>
+            <w:r>
+              <w:t xml:space="preserve">= Trout Lake)</w:t>
+            </w:r>
+          </w:p>
+        </w:tc>
+      </w:tr>
+      <w:tr>
+        <w:tc>
+          <w:tcPr/>
+          <w:p>
+            <w:pPr>
+              <w:pStyle w:val="Compact"/>
+            </w:pPr>
+            <w:r>
+              <w:rPr>
+                <w:rStyle w:val="VerbatimChar"/>
+              </w:rPr>
+              <w:t xml:space="preserve">year4</w:t>
+            </w:r>
+          </w:p>
+        </w:tc>
+        <w:tc>
+          <w:tcPr/>
+          <w:p>
+            <w:pPr>
+              <w:pStyle w:val="Compact"/>
+            </w:pPr>
+            <w:r>
+              <w:t xml:space="preserve">num</w:t>
+            </w:r>
+          </w:p>
+        </w:tc>
+        <w:tc>
+          <w:tcPr/>
+          <w:p>
+            <w:pPr>
+              <w:pStyle w:val="Compact"/>
+            </w:pPr>
+            <w:r>
+              <w:t xml:space="preserve">year of catch (1981–2006)</w:t>
+            </w:r>
+          </w:p>
+        </w:tc>
+      </w:tr>
+      <w:tr>
+        <w:tc>
+          <w:tcPr/>
+          <w:p>
+            <w:pPr>
+              <w:pStyle w:val="Compact"/>
+            </w:pPr>
+            <w:r>
+              <w:rPr>
+                <w:rStyle w:val="VerbatimChar"/>
+              </w:rPr>
+              <w:t xml:space="preserve">sampledate</w:t>
+            </w:r>
+          </w:p>
+        </w:tc>
+        <w:tc>
+          <w:tcPr/>
+          <w:p>
+            <w:pPr>
+              <w:pStyle w:val="Compact"/>
+            </w:pPr>
+            <w:r>
+              <w:t xml:space="preserve">chr</w:t>
+            </w:r>
+          </w:p>
+        </w:tc>
+        <w:tc>
+          <w:tcPr/>
+          <w:p>
+            <w:pPr>
+              <w:pStyle w:val="Compact"/>
+            </w:pPr>
+            <w:r>
+              <w:t xml:space="preserve">sampling date (MM/DD/YYYY)</w:t>
+            </w:r>
+          </w:p>
+        </w:tc>
+      </w:tr>
+      <w:tr>
+        <w:tc>
+          <w:tcPr/>
+          <w:p>
+            <w:pPr>
+              <w:pStyle w:val="Compact"/>
+            </w:pPr>
+            <w:r>
+              <w:rPr>
+                <w:rStyle w:val="VerbatimChar"/>
+              </w:rPr>
+              <w:t xml:space="preserve">gearid</w:t>
+            </w:r>
+          </w:p>
+        </w:tc>
+        <w:tc>
+          <w:tcPr/>
+          <w:p>
+            <w:pPr>
+              <w:pStyle w:val="Compact"/>
+            </w:pPr>
+            <w:r>
+              <w:t xml:space="preserve">chr</w:t>
+            </w:r>
+          </w:p>
+        </w:tc>
+        <w:tc>
+          <w:tcPr/>
+          <w:p>
+            <w:pPr>
+              <w:pStyle w:val="Compact"/>
+            </w:pPr>
+            <w:r>
+              <w:t xml:space="preserve">gill-net mesh size code</w:t>
+            </w:r>
+          </w:p>
+        </w:tc>
+      </w:tr>
+      <w:tr>
+        <w:tc>
+          <w:tcPr/>
+          <w:p>
+            <w:pPr>
+              <w:pStyle w:val="Compact"/>
+            </w:pPr>
+            <w:r>
+              <w:rPr>
+                <w:rStyle w:val="VerbatimChar"/>
+              </w:rPr>
+              <w:t xml:space="preserve">spname</w:t>
+            </w:r>
+          </w:p>
+        </w:tc>
+        <w:tc>
+          <w:tcPr/>
+          <w:p>
+            <w:pPr>
+              <w:pStyle w:val="Compact"/>
+            </w:pPr>
+            <w:r>
+              <w:t xml:space="preserve">chr</w:t>
+            </w:r>
+          </w:p>
+        </w:tc>
+        <w:tc>
+          <w:tcPr/>
+          <w:p>
+            <w:pPr>
+              <w:pStyle w:val="Compact"/>
+            </w:pPr>
+            <w:r>
+              <w:t xml:space="preserve">species (always</w:t>
+            </w:r>
+            <w:r>
+              <w:t xml:space="preserve"> </w:t>
+            </w:r>
+            <w:r>
+              <w:rPr>
+                <w:rStyle w:val="VerbatimChar"/>
+              </w:rPr>
+              <w:t xml:space="preserve">CISCO</w:t>
+            </w:r>
+            <w:r>
+              <w:t xml:space="preserve">)</w:t>
+            </w:r>
+          </w:p>
+        </w:tc>
+      </w:tr>
+      <w:tr>
+        <w:tc>
+          <w:tcPr/>
+          <w:p>
+            <w:pPr>
+              <w:pStyle w:val="Compact"/>
+            </w:pPr>
+            <w:r>
+              <w:rPr>
+                <w:rStyle w:val="VerbatimChar"/>
+              </w:rPr>
+              <w:t xml:space="preserve">length</w:t>
+            </w:r>
+          </w:p>
+        </w:tc>
+        <w:tc>
+          <w:tcPr/>
+          <w:p>
+            <w:pPr>
+              <w:pStyle w:val="Compact"/>
+            </w:pPr>
+            <w:r>
+              <w:t xml:space="preserve">num</w:t>
+            </w:r>
+          </w:p>
+        </w:tc>
+        <w:tc>
+          <w:tcPr/>
+          <w:p>
+            <w:pPr>
+              <w:pStyle w:val="Compact"/>
+            </w:pPr>
+            <w:r>
+              <w:t xml:space="preserve">total body length</w:t>
+            </w:r>
+            <w:r>
+              <w:t xml:space="preserve"> </w:t>
+            </w:r>
+            <w:r>
+              <w:rPr>
+                <w:b/>
+                <w:bCs/>
+              </w:rPr>
+              <w:t xml:space="preserve">(mm)</w:t>
+            </w:r>
+          </w:p>
+        </w:tc>
+      </w:tr>
+      <w:tr>
+        <w:tc>
+          <w:tcPr/>
+          <w:p>
+            <w:pPr>
+              <w:pStyle w:val="Compact"/>
+            </w:pPr>
+            <w:r>
+              <w:rPr>
+                <w:rStyle w:val="VerbatimChar"/>
+              </w:rPr>
+              <w:t xml:space="preserve">weight</w:t>
+            </w:r>
+          </w:p>
+        </w:tc>
+        <w:tc>
+          <w:tcPr/>
+          <w:p>
+            <w:pPr>
+              <w:pStyle w:val="Compact"/>
+            </w:pPr>
+            <w:r>
+              <w:t xml:space="preserve">num</w:t>
+            </w:r>
+          </w:p>
+        </w:tc>
+        <w:tc>
+          <w:tcPr/>
+          <w:p>
+            <w:pPr>
+              <w:pStyle w:val="Compact"/>
+            </w:pPr>
+            <w:r>
+              <w:t xml:space="preserve">body weight</w:t>
+            </w:r>
+            <w:r>
+              <w:t xml:space="preserve"> </w:t>
+            </w:r>
+            <w:r>
+              <w:rPr>
+                <w:b/>
+                <w:bCs/>
+              </w:rPr>
+              <w:t xml:space="preserve">(g)</w:t>
+            </w:r>
+          </w:p>
+        </w:tc>
+      </w:tr>
+      <w:tr>
+        <w:tc>
+          <w:tcPr/>
+          <w:p>
+            <w:pPr>
+              <w:pStyle w:val="Compact"/>
+            </w:pPr>
+            <w:r>
+              <w:rPr>
+                <w:rStyle w:val="VerbatimChar"/>
+              </w:rPr>
+              <w:t xml:space="preserve">sex</w:t>
+            </w:r>
+          </w:p>
+        </w:tc>
+        <w:tc>
+          <w:tcPr/>
+          <w:p>
+            <w:pPr>
+              <w:pStyle w:val="Compact"/>
+            </w:pPr>
+            <w:r>
+              <w:t xml:space="preserve">chr</w:t>
+            </w:r>
+          </w:p>
+        </w:tc>
+        <w:tc>
+          <w:tcPr/>
+          <w:p>
+            <w:pPr>
+              <w:pStyle w:val="Compact"/>
+            </w:pPr>
+            <w:r>
+              <w:t xml:space="preserve">M, F, I, or NA</w:t>
+            </w:r>
+          </w:p>
+        </w:tc>
+      </w:tr>
+    </w:tbl>
+    <w:p>
+      <w:pPr>
+        <w:pStyle w:val="BodyText"/>
+      </w:pPr>
+      <w:r>
+        <w:rPr>
+          <w:b/>
+          <w:bCs/>
+        </w:rPr>
+        <w:t xml:space="preserve">Source:</w:t>
+      </w:r>
+      <w:r>
+        <w:t xml:space="preserve"> </w:t>
+      </w:r>
+      <w:r>
+        <w:t xml:space="preserve">Ogle DH (2023).</w:t>
+      </w:r>
+      <w:r>
+        <w:t xml:space="preserve"> </w:t>
+      </w:r>
+      <w:r>
+        <w:rPr>
+          <w:i/>
+          <w:iCs/>
+        </w:rPr>
+        <w:t xml:space="preserve">FSAdata</w:t>
+      </w:r>
+      <w:r>
+        <w:t xml:space="preserve"> </w:t>
+      </w:r>
+      <w:r>
+        <w:t xml:space="preserve">R package / NTL-LTER, UW–Madison.</w:t>
+      </w:r>
+    </w:p>
+    <w:p>
+      <w:r>
+        <w:pict>
+          <v:rect style="width:0;height:1.5pt" o:hralign="center" o:hrstd="t" o:hr="t"/>
+        </w:pict>
+      </w:r>
+    </w:p>
+    <w:bookmarkEnd w:id="13"/>
+    <w:bookmarkStart w:id="14" w:name="Xcbaf1af543e2cd6576c2f3e5ff343aa7b8e007d"/>
+    <w:p>
+      <w:pPr>
+        <w:pStyle w:val="Heading1"/>
+      </w:pPr>
+      <w:r>
+        <w:t xml:space="preserve">Part 1 · Load and inspect (→ see Lecture 02, Worksheet 02)</w:t>
       </w:r>
     </w:p>
     <w:p>
@@ -49,96 +747,882 @@
         <w:pStyle w:val="FirstParagraph"/>
       </w:pPr>
       <w:r>
-        <w:t xml:space="preserve">By completing this assignment, you will be able to:</w:t>
-      </w:r>
-    </w:p>
-    <w:p>
-      <w:pPr>
-        <w:pStyle w:val="Compact"/>
-        <w:numPr>
-          <w:ilvl w:val="0"/>
-          <w:numId w:val="1001"/>
-        </w:numPr>
-      </w:pPr>
-      <w:r>
-        <w:rPr>
-          <w:b/>
-          <w:bCs/>
-        </w:rPr>
-        <w:t xml:space="preserve">asdfasdf</w:t>
-      </w:r>
-    </w:p>
-    <w:p>
-      <w:pPr>
-        <w:pStyle w:val="Compact"/>
-        <w:numPr>
-          <w:ilvl w:val="0"/>
-          <w:numId w:val="1001"/>
-        </w:numPr>
-      </w:pPr>
-      <w:r>
-        <w:rPr>
-          <w:b/>
-          <w:bCs/>
-        </w:rPr>
-        <w:t xml:space="preserve">adsfafdsa</w:t>
-      </w:r>
-    </w:p>
-    <w:bookmarkEnd w:id="9"/>
-    <w:bookmarkStart w:id="10" w:name="data-description"/>
-    <w:p>
-      <w:pPr>
-        <w:pStyle w:val="Heading2"/>
-      </w:pPr>
-      <w:r>
-        <w:t xml:space="preserve">Data Description</w:t>
-      </w:r>
-    </w:p>
-    <w:bookmarkEnd w:id="10"/>
-    <w:bookmarkStart w:id="15" w:name="goals-to-accomplish"/>
-    <w:p>
-      <w:pPr>
-        <w:pStyle w:val="Heading2"/>
-      </w:pPr>
-      <w:r>
-        <w:t xml:space="preserve">Goals to accomplish</w:t>
-      </w:r>
-    </w:p>
-    <w:p>
-      <w:pPr>
-        <w:numPr>
-          <w:ilvl w:val="0"/>
-          <w:numId w:val="1002"/>
-        </w:numPr>
-      </w:pPr>
-      <w:r>
-        <w:t xml:space="preserve">324543</w:t>
-      </w:r>
-    </w:p>
-    <w:p>
-      <w:pPr>
-        <w:numPr>
-          <w:ilvl w:val="0"/>
-          <w:numId w:val="1002"/>
-        </w:numPr>
-      </w:pPr>
-      <w:r>
-        <w:t xml:space="preserve">45345</w:t>
-      </w:r>
-    </w:p>
-    <w:p>
-      <w:pPr>
-        <w:pStyle w:val="Heading2"/>
-        <w:numPr>
-          <w:ilvl w:val="0"/>
-          <w:numId w:val="1002"/>
-        </w:numPr>
-      </w:pPr>
-      <w:bookmarkStart w:id="11" w:name="section"/>
-      <w:r>
-        <w:t xml:space="preserve">4534</w:t>
-      </w:r>
-      <w:bookmarkEnd w:id="11"/>
+        <w:t xml:space="preserve">After loading the data what is the size of the dataframe</w:t>
+      </w:r>
+    </w:p>
+    <w:p>
+      <w:pPr>
+        <w:pStyle w:val="BlockText"/>
+      </w:pPr>
+      <w:r>
+        <w:rPr>
+          <w:b/>
+          <w:bCs/>
+        </w:rPr>
+        <w:t xml:space="preserve">Q1 — Total rows in the raw dataset:</w:t>
+      </w:r>
+      <w:r>
+        <w:t xml:space="preserve"> </w:t>
+      </w:r>
+      <w:r>
+        <w:t xml:space="preserve">________</w:t>
+      </w:r>
+    </w:p>
+    <w:p>
+      <w:pPr>
+        <w:pStyle w:val="BlockText"/>
+      </w:pPr>
+      <w:r>
+        <w:rPr>
+          <w:b/>
+          <w:bCs/>
+        </w:rPr>
+        <w:t xml:space="preserve">Q2 — Total columns:</w:t>
+      </w:r>
+      <w:r>
+        <w:t xml:space="preserve"> </w:t>
+      </w:r>
+      <w:r>
+        <w:t xml:space="preserve">________</w:t>
+      </w:r>
+    </w:p>
+    <w:p>
+      <w:pPr>
+        <w:pStyle w:val="FirstParagraph"/>
+      </w:pPr>
+      <w:r>
+        <w:t xml:space="preserve">How many fish were caught each year.</w:t>
+      </w:r>
+    </w:p>
+    <w:p>
+      <w:pPr>
+        <w:pStyle w:val="BlockText"/>
+      </w:pPr>
+      <w:r>
+        <w:rPr>
+          <w:b/>
+          <w:bCs/>
+        </w:rPr>
+        <w:t xml:space="preserve">Q3 — Year with the most fish:</w:t>
+      </w:r>
+      <w:r>
+        <w:t xml:space="preserve"> </w:t>
+      </w:r>
+      <w:r>
+        <w:t xml:space="preserve">________    n = ________</w:t>
+      </w:r>
+    </w:p>
+    <w:p>
+      <w:pPr>
+        <w:pStyle w:val="BlockText"/>
+      </w:pPr>
+      <w:r>
+        <w:rPr>
+          <w:b/>
+          <w:bCs/>
+        </w:rPr>
+        <w:t xml:space="preserve">Q4 — Year with the second most fish:</w:t>
+      </w:r>
+      <w:r>
+        <w:t xml:space="preserve"> </w:t>
+      </w:r>
+      <w:r>
+        <w:t xml:space="preserve">________    n = ________</w:t>
+      </w:r>
+    </w:p>
+    <w:p>
+      <w:r>
+        <w:pict>
+          <v:rect style="width:0;height:1.5pt" o:hralign="center" o:hrstd="t" o:hr="t"/>
+        </w:pict>
+      </w:r>
+    </w:p>
+    <w:bookmarkEnd w:id="14"/>
+    <w:bookmarkStart w:id="15" w:name="X53918173d2c0a2b27557c9f66d9d55c338faa7e"/>
+    <w:p>
+      <w:pPr>
+        <w:pStyle w:val="Heading1"/>
+      </w:pPr>
+      <w:r>
+        <w:t xml:space="preserve">Part 2 · Wrangle (→ see Lecture 03, Worksheet 03)</w:t>
+      </w:r>
+    </w:p>
+    <w:p>
+      <w:pPr>
+        <w:pStyle w:val="FirstParagraph"/>
+      </w:pPr>
+      <w:r>
+        <w:t xml:space="preserve">Complete the pipeline in the skeleton script. After filtering to 1981 and 1982 (removing any fish with missing length, missing weight, or weight = 0):</w:t>
+      </w:r>
+    </w:p>
+    <w:p>
+      <w:pPr>
+        <w:pStyle w:val="BlockText"/>
+      </w:pPr>
+      <w:r>
+        <w:rPr>
+          <w:b/>
+          <w:bCs/>
+        </w:rPr>
+        <w:t xml:space="preserve">Q5 — Rows remaining after filtering:</w:t>
+      </w:r>
+      <w:r>
+        <w:t xml:space="preserve"> </w:t>
+      </w:r>
+      <w:r>
+        <w:t xml:space="preserve">________</w:t>
+      </w:r>
+    </w:p>
+    <w:p>
+      <w:pPr>
+        <w:pStyle w:val="FirstParagraph"/>
+      </w:pPr>
+      <w:r>
+        <w:t xml:space="preserve">Check with</w:t>
+      </w:r>
+      <w:r>
+        <w:t xml:space="preserve"> </w:t>
+      </w:r>
+      <w:r>
+        <w:rPr>
+          <w:rStyle w:val="VerbatimChar"/>
+        </w:rPr>
+        <w:t xml:space="preserve">count(cisco_df, year)</w:t>
+      </w:r>
+      <w:r>
+        <w:t xml:space="preserve">:</w:t>
+      </w:r>
+    </w:p>
+    <w:p>
+      <w:pPr>
+        <w:pStyle w:val="BlockText"/>
+      </w:pPr>
+      <w:r>
+        <w:rPr>
+          <w:b/>
+          <w:bCs/>
+        </w:rPr>
+        <w:t xml:space="preserve">Q6 — n for 1981:</w:t>
+      </w:r>
+      <w:r>
+        <w:t xml:space="preserve"> </w:t>
+      </w:r>
+      <w:r>
+        <w:t xml:space="preserve">________   </w:t>
+      </w:r>
+      <w:r>
+        <w:t xml:space="preserve"> </w:t>
+      </w:r>
+      <w:r>
+        <w:rPr>
+          <w:b/>
+          <w:bCs/>
+        </w:rPr>
+        <w:t xml:space="preserve">Q7 — n for 1982:</w:t>
+      </w:r>
+      <w:r>
+        <w:t xml:space="preserve"> </w:t>
+      </w:r>
+      <w:r>
+        <w:t xml:space="preserve">________</w:t>
+      </w:r>
+    </w:p>
+    <w:p>
+      <w:pPr>
+        <w:pStyle w:val="FirstParagraph"/>
+      </w:pPr>
+      <w:r>
+        <w:t xml:space="preserve">Arrange the data by length descending and look at the five largest fish.</w:t>
+      </w:r>
+    </w:p>
+    <w:p>
+      <w:pPr>
+        <w:pStyle w:val="BlockText"/>
+      </w:pPr>
+      <w:r>
+        <w:rPr>
+          <w:b/>
+          <w:bCs/>
+        </w:rPr>
+        <w:t xml:space="preserve">Q8 — Year of the heaviest fish:</w:t>
+      </w:r>
+      <w:r>
+        <w:t xml:space="preserve"> </w:t>
+      </w:r>
+      <w:r>
+        <w:t xml:space="preserve">________    Weight: ________ g</w:t>
+      </w:r>
+    </w:p>
+    <w:p>
+      <w:r>
+        <w:pict>
+          <v:rect style="width:0;height:1.5pt" o:hralign="center" o:hrstd="t" o:hr="t"/>
+        </w:pict>
+      </w:r>
+    </w:p>
+    <w:bookmarkEnd w:id="15"/>
+    <w:bookmarkStart w:id="16" w:name="X79ad4e437875e24b07bf1b0c48b8408715f416e"/>
+    <w:p>
+      <w:pPr>
+        <w:pStyle w:val="Heading1"/>
+      </w:pPr>
+      <w:r>
+        <w:t xml:space="preserve">Part 3 · Descriptive statistics (→ see Lecture 03, Worksheet 03)</w:t>
+      </w:r>
+    </w:p>
+    <w:p>
+      <w:pPr>
+        <w:pStyle w:val="FirstParagraph"/>
+      </w:pPr>
+      <w:r>
+        <w:t xml:space="preserve">Run your</w:t>
+      </w:r>
+      <w:r>
+        <w:t xml:space="preserve"> </w:t>
+      </w:r>
+      <w:r>
+        <w:rPr>
+          <w:rStyle w:val="VerbatimChar"/>
+        </w:rPr>
+        <w:t xml:space="preserve">group_by(year) %&gt;% summarize(...)</w:t>
+      </w:r>
+      <w:r>
+        <w:t xml:space="preserve"> </w:t>
+      </w:r>
+      <w:r>
+        <w:t xml:space="preserve">pipeline (see Q in the skeleton).</w:t>
+      </w:r>
+    </w:p>
+    <w:p>
+      <w:pPr>
+        <w:pStyle w:val="BodyText"/>
+      </w:pPr>
+      <w:r>
+        <w:t xml:space="preserve">Fill in the table below from the</w:t>
+      </w:r>
+      <w:r>
+        <w:t xml:space="preserve"> </w:t>
+      </w:r>
+      <w:r>
+        <w:rPr>
+          <w:rStyle w:val="VerbatimChar"/>
+        </w:rPr>
+        <w:t xml:space="preserve">cisco_stats_df</w:t>
+      </w:r>
+      <w:r>
+        <w:t xml:space="preserve"> </w:t>
+      </w:r>
+      <w:r>
+        <w:t xml:space="preserve">output:</w:t>
+      </w:r>
+    </w:p>
+    <w:tbl>
+      <w:tblPr>
+        <w:tblStyle w:val="Table"/>
+        <w:tblW w:type="auto" w:w="0"/>
+        <w:tblLook w:firstRow="1" w:lastRow="0" w:firstColumn="0" w:lastColumn="0" w:noHBand="0" w:noVBand="0" w:val="0020"/>
+      </w:tblPr>
+      <w:tblGrid>
+        <w:gridCol w:w="2640"/>
+        <w:gridCol w:w="2640"/>
+        <w:gridCol w:w="2640"/>
+      </w:tblGrid>
+      <w:tr>
+        <w:trPr>
+          <w:tblHeader w:val="on"/>
+        </w:trPr>
+        <w:tc>
+          <w:tcPr/>
+          <w:p>
+            <w:pPr>
+              <w:pStyle w:val="Compact"/>
+            </w:pPr>
+          </w:p>
+        </w:tc>
+        <w:tc>
+          <w:tcPr/>
+          <w:p>
+            <w:pPr>
+              <w:pStyle w:val="Compact"/>
+            </w:pPr>
+            <w:r>
+              <w:rPr>
+                <w:b/>
+                <w:bCs/>
+              </w:rPr>
+              <w:t xml:space="preserve">1981</w:t>
+            </w:r>
+          </w:p>
+        </w:tc>
+        <w:tc>
+          <w:tcPr/>
+          <w:p>
+            <w:pPr>
+              <w:pStyle w:val="Compact"/>
+            </w:pPr>
+            <w:r>
+              <w:rPr>
+                <w:b/>
+                <w:bCs/>
+              </w:rPr>
+              <w:t xml:space="preserve">1982</w:t>
+            </w:r>
+          </w:p>
+        </w:tc>
+      </w:tr>
+      <w:tr>
+        <w:tc>
+          <w:tcPr/>
+          <w:p>
+            <w:pPr>
+              <w:pStyle w:val="Compact"/>
+            </w:pPr>
+            <w:r>
+              <w:t xml:space="preserve">n</w:t>
+            </w:r>
+          </w:p>
+        </w:tc>
+        <w:tc>
+          <w:tcPr/>
+          <w:p>
+            <w:pPr>
+              <w:pStyle w:val="Compact"/>
+            </w:pPr>
+          </w:p>
+        </w:tc>
+        <w:tc>
+          <w:tcPr/>
+          <w:p>
+            <w:pPr>
+              <w:pStyle w:val="Compact"/>
+            </w:pPr>
+          </w:p>
+        </w:tc>
+      </w:tr>
+      <w:tr>
+        <w:tc>
+          <w:tcPr/>
+          <w:p>
+            <w:pPr>
+              <w:pStyle w:val="Compact"/>
+            </w:pPr>
+            <w:r>
+              <w:t xml:space="preserve">Mean weight (g)</w:t>
+            </w:r>
+          </w:p>
+        </w:tc>
+        <w:tc>
+          <w:tcPr/>
+          <w:p>
+            <w:pPr>
+              <w:pStyle w:val="Compact"/>
+            </w:pPr>
+          </w:p>
+        </w:tc>
+        <w:tc>
+          <w:tcPr/>
+          <w:p>
+            <w:pPr>
+              <w:pStyle w:val="Compact"/>
+            </w:pPr>
+          </w:p>
+        </w:tc>
+      </w:tr>
+      <w:tr>
+        <w:tc>
+          <w:tcPr/>
+          <w:p>
+            <w:pPr>
+              <w:pStyle w:val="Compact"/>
+            </w:pPr>
+            <w:r>
+              <w:t xml:space="preserve">SD weight (g)</w:t>
+            </w:r>
+          </w:p>
+        </w:tc>
+        <w:tc>
+          <w:tcPr/>
+          <w:p>
+            <w:pPr>
+              <w:pStyle w:val="Compact"/>
+            </w:pPr>
+          </w:p>
+        </w:tc>
+        <w:tc>
+          <w:tcPr/>
+          <w:p>
+            <w:pPr>
+              <w:pStyle w:val="Compact"/>
+            </w:pPr>
+          </w:p>
+        </w:tc>
+      </w:tr>
+      <w:tr>
+        <w:tc>
+          <w:tcPr/>
+          <w:p>
+            <w:pPr>
+              <w:pStyle w:val="Compact"/>
+            </w:pPr>
+            <w:r>
+              <w:t xml:space="preserve">SE weight (g)</w:t>
+            </w:r>
+          </w:p>
+        </w:tc>
+        <w:tc>
+          <w:tcPr/>
+          <w:p>
+            <w:pPr>
+              <w:pStyle w:val="Compact"/>
+            </w:pPr>
+          </w:p>
+        </w:tc>
+        <w:tc>
+          <w:tcPr/>
+          <w:p>
+            <w:pPr>
+              <w:pStyle w:val="Compact"/>
+            </w:pPr>
+          </w:p>
+        </w:tc>
+      </w:tr>
+      <w:tr>
+        <w:tc>
+          <w:tcPr/>
+          <w:p>
+            <w:pPr>
+              <w:pStyle w:val="Compact"/>
+            </w:pPr>
+            <w:r>
+              <w:t xml:space="preserve">Mean length (mm)</w:t>
+            </w:r>
+          </w:p>
+        </w:tc>
+        <w:tc>
+          <w:tcPr/>
+          <w:p>
+            <w:pPr>
+              <w:pStyle w:val="Compact"/>
+            </w:pPr>
+          </w:p>
+        </w:tc>
+        <w:tc>
+          <w:tcPr/>
+          <w:p>
+            <w:pPr>
+              <w:pStyle w:val="Compact"/>
+            </w:pPr>
+          </w:p>
+        </w:tc>
+      </w:tr>
+    </w:tbl>
+    <w:p>
+      <w:pPr>
+        <w:pStyle w:val="BlockText"/>
+      </w:pPr>
+      <w:r>
+        <w:rPr>
+          <w:b/>
+          <w:bCs/>
+        </w:rPr>
+        <w:t xml:space="preserve">Q9 — Is 1982 mean weight higher than 1981?</w:t>
+      </w:r>
+      <w:r>
+        <w:t xml:space="preserve"> </w:t>
+      </w:r>
+      <w:r>
+        <w:t xml:space="preserve">Y / N</w:t>
+      </w:r>
+    </w:p>
+    <w:p>
+      <w:pPr>
+        <w:pStyle w:val="BlockText"/>
+      </w:pPr>
+      <w:r>
+        <w:rPr>
+          <w:b/>
+          <w:bCs/>
+        </w:rPr>
+        <w:t xml:space="preserve">Q10 — Difference in mean weight (1982 − 1981):</w:t>
+      </w:r>
+      <w:r>
+        <w:t xml:space="preserve"> </w:t>
+      </w:r>
+      <w:r>
+        <w:t xml:space="preserve">________ g</w:t>
+      </w:r>
+    </w:p>
+    <w:p>
+      <w:r>
+        <w:pict>
+          <v:rect style="width:0;height:1.5pt" o:hralign="center" o:hrstd="t" o:hr="t"/>
+        </w:pict>
+      </w:r>
+    </w:p>
+    <w:bookmarkEnd w:id="16"/>
+    <w:bookmarkStart w:id="17" w:name="X0b64f2ca4df29bb108eaa48de65da45c10082b7"/>
+    <w:p>
+      <w:pPr>
+        <w:pStyle w:val="Heading1"/>
+      </w:pPr>
+      <w:r>
+        <w:t xml:space="preserve">Part 4 · Visualize (→ see Lecture 03, Worksheet 03)</w:t>
+      </w:r>
+    </w:p>
+    <w:p>
+      <w:pPr>
+        <w:pStyle w:val="FirstParagraph"/>
+      </w:pPr>
+      <w:r>
+        <w:t xml:space="preserve">Make and save a boxplot with jittered points and a mean ± SE plot (see skeleton).</w:t>
+      </w:r>
+    </w:p>
+    <w:p>
+      <w:pPr>
+        <w:pStyle w:val="BodyText"/>
+      </w:pPr>
+      <w:r>
+        <w:t xml:space="preserve">Describe what you see in the boxplot:</w:t>
+      </w:r>
+    </w:p>
+    <w:p>
+      <w:pPr>
+        <w:pStyle w:val="BlockText"/>
+      </w:pPr>
+      <w:r>
+        <w:rPr>
+          <w:b/>
+          <w:bCs/>
+        </w:rPr>
+        <w:t xml:space="preserve">Q11 — Degree of overlap between the two groups (none / some / substantial):</w:t>
+      </w:r>
+      <w:r>
+        <w:t xml:space="preserve"> </w:t>
+      </w:r>
+      <w:r>
+        <w:t xml:space="preserve">________________</w:t>
+      </w:r>
+    </w:p>
+    <w:p>
+      <w:pPr>
+        <w:pStyle w:val="BlockText"/>
+      </w:pPr>
+      <w:r>
+        <w:rPr>
+          <w:b/>
+          <w:bCs/>
+        </w:rPr>
+        <w:t xml:space="preserve">Q12 — Approximate median weight for 1981 (from the box):</w:t>
+      </w:r>
+      <w:r>
+        <w:t xml:space="preserve"> </w:t>
+      </w:r>
+      <w:r>
+        <w:t xml:space="preserve">________ g</w:t>
+      </w:r>
+    </w:p>
+    <w:p>
+      <w:pPr>
+        <w:pStyle w:val="BlockText"/>
+      </w:pPr>
+      <w:r>
+        <w:rPr>
+          <w:b/>
+          <w:bCs/>
+        </w:rPr>
+        <w:t xml:space="preserve">Q13 — Approximate median weight for 1982 (from the box):</w:t>
+      </w:r>
+      <w:r>
+        <w:t xml:space="preserve"> </w:t>
+      </w:r>
+      <w:r>
+        <w:t xml:space="preserve">________ g</w:t>
+      </w:r>
+    </w:p>
+    <w:p>
+      <w:pPr>
+        <w:pStyle w:val="BlockText"/>
+      </w:pPr>
+      <w:r>
+        <w:rPr>
+          <w:b/>
+          <w:bCs/>
+        </w:rPr>
+        <w:t xml:space="preserve">Q14 — Do the SE error bars overlap? Y / N:</w:t>
+      </w:r>
+      <w:r>
+        <w:t xml:space="preserve"> </w:t>
+      </w:r>
+      <w:r>
+        <w:t xml:space="preserve">________   What does this suggest? ________________</w:t>
+      </w:r>
+    </w:p>
+    <w:p>
+      <w:r>
+        <w:pict>
+          <v:rect style="width:0;height:1.5pt" o:hralign="center" o:hrstd="t" o:hr="t"/>
+        </w:pict>
+      </w:r>
+    </w:p>
+    <w:bookmarkEnd w:id="17"/>
+    <w:bookmarkStart w:id="26" w:name="X6be133dc2d63862cd3ff6a261402631da0ae927"/>
+    <w:p>
+      <w:pPr>
+        <w:pStyle w:val="Heading1"/>
+      </w:pPr>
+      <w:r>
+        <w:t xml:space="preserve">Part 5 · Five-step Welch’s t-test (→ see Lecture 04, Worksheet 04)</w:t>
+      </w:r>
+    </w:p>
+    <w:p>
+      <w:pPr>
+        <w:pStyle w:val="FirstParagraph"/>
+      </w:pPr>
+      <w:r>
+        <w:t xml:space="preserve">Work through each step in order.</w:t>
+      </w:r>
+    </w:p>
+    <w:bookmarkStart w:id="18" w:name="step-1-hypotheses"/>
+    <w:p>
+      <w:pPr>
+        <w:pStyle w:val="Heading3"/>
+      </w:pPr>
+      <w:r>
+        <w:t xml:space="preserve">Step 1 — Hypotheses</w:t>
+      </w:r>
+    </w:p>
+    <w:p>
+      <w:pPr>
+        <w:pStyle w:val="FirstParagraph"/>
+      </w:pPr>
+      <w:r>
+        <w:t xml:space="preserve">Write your hypotheses</w:t>
+      </w:r>
+      <w:r>
+        <w:t xml:space="preserve"> </w:t>
+      </w:r>
+      <w:r>
+        <w:rPr>
+          <w:b/>
+          <w:bCs/>
+        </w:rPr>
+        <w:t xml:space="preserve">before</w:t>
+      </w:r>
+      <w:r>
+        <w:t xml:space="preserve"> </w:t>
+      </w:r>
+      <w:r>
+        <w:t xml:space="preserve">looking at the test result.</w:t>
+      </w:r>
+    </w:p>
+    <w:p>
+      <w:pPr>
+        <w:pStyle w:val="BlockText"/>
+      </w:pPr>
+      <w:r>
+        <w:rPr>
+          <w:b/>
+          <w:bCs/>
+        </w:rPr>
+        <w:t xml:space="preserve">Q15 — H₀ (plain English):</w:t>
+      </w:r>
+    </w:p>
+    <w:p>
+      <w:r>
+        <w:pict>
+          <v:rect style="width:0;height:1.5pt" o:hralign="center" o:hrstd="t" o:hr="t"/>
+        </w:pict>
+      </w:r>
+    </w:p>
+    <w:p>
+      <w:pPr>
+        <w:pStyle w:val="BlockText"/>
+      </w:pPr>
+      <w:r>
+        <w:rPr>
+          <w:b/>
+          <w:bCs/>
+        </w:rPr>
+        <w:t xml:space="preserve">Q16 — Hₐ (plain English):</w:t>
+      </w:r>
+    </w:p>
+    <w:p>
+      <w:r>
+        <w:pict>
+          <v:rect style="width:0;height:1.5pt" o:hralign="center" o:hrstd="t" o:hr="t"/>
+        </w:pict>
+      </w:r>
+    </w:p>
+    <w:p>
+      <w:pPr>
+        <w:pStyle w:val="BlockText"/>
+      </w:pPr>
+      <w:r>
+        <w:rPr>
+          <w:b/>
+          <w:bCs/>
+        </w:rPr>
+        <w:t xml:space="preserve">Significance level:</w:t>
+      </w:r>
+      <w:r>
+        <w:t xml:space="preserve"> </w:t>
+      </w:r>
+      <w:r>
+        <w:t xml:space="preserve">α = ________</w:t>
+      </w:r>
+      <w:r>
+        <w:t xml:space="preserve"> </w:t>
+      </w:r>
+      <w:r>
+        <w:rPr>
+          <w:b/>
+          <w:bCs/>
+        </w:rPr>
+        <w:t xml:space="preserve">Test type (one- or two-tailed):</w:t>
+      </w:r>
+      <w:r>
+        <w:t xml:space="preserve"> </w:t>
+      </w:r>
+      <w:r>
+        <w:t xml:space="preserve">________</w:t>
+      </w:r>
+    </w:p>
+    <w:p>
+      <w:r>
+        <w:pict>
+          <v:rect style="width:0;height:1.5pt" o:hralign="center" o:hrstd="t" o:hr="t"/>
+        </w:pict>
+      </w:r>
+    </w:p>
+    <w:bookmarkEnd w:id="18"/>
+    <w:bookmarkStart w:id="19" w:name="step-2-normality-histogram"/>
+    <w:p>
+      <w:pPr>
+        <w:pStyle w:val="Heading3"/>
+      </w:pPr>
+      <w:r>
+        <w:t xml:space="preserve">Step 2 — Normality: histogram</w:t>
+      </w:r>
+    </w:p>
+    <w:p>
+      <w:pPr>
+        <w:pStyle w:val="FirstParagraph"/>
+      </w:pPr>
+      <w:r>
+        <w:t xml:space="preserve">Make the histogram of body weight, faceted by year (see skeleton).</w:t>
+      </w:r>
+    </w:p>
+    <w:p>
+      <w:pPr>
+        <w:pStyle w:val="BlockText"/>
+      </w:pPr>
+      <w:r>
+        <w:rPr>
+          <w:b/>
+          <w:bCs/>
+        </w:rPr>
+        <w:t xml:space="preserve">Q17 — Shape of 1981 distribution (bell-shaped / right-skewed / other):</w:t>
+      </w:r>
+      <w:r>
+        <w:t xml:space="preserve"> </w:t>
+      </w:r>
+      <w:r>
+        <w:t xml:space="preserve">________________</w:t>
+      </w:r>
+    </w:p>
+    <w:p>
+      <w:pPr>
+        <w:pStyle w:val="BlockText"/>
+      </w:pPr>
+      <w:r>
+        <w:rPr>
+          <w:b/>
+          <w:bCs/>
+        </w:rPr>
+        <w:t xml:space="preserve">Q18 — Shape of 1982 distribution:</w:t>
+      </w:r>
+      <w:r>
+        <w:t xml:space="preserve"> </w:t>
+      </w:r>
+      <w:r>
+        <w:t xml:space="preserve">________________</w:t>
+      </w:r>
+    </w:p>
+    <w:p>
+      <w:r>
+        <w:pict>
+          <v:rect style="width:0;height:1.5pt" o:hralign="center" o:hrstd="t" o:hr="t"/>
+        </w:pict>
+      </w:r>
+    </w:p>
+    <w:bookmarkEnd w:id="19"/>
+    <w:bookmarkStart w:id="23" w:name="step-3-normality-qq-plot-shapiro-wilk"/>
+    <w:p>
+      <w:pPr>
+        <w:pStyle w:val="Heading3"/>
+      </w:pPr>
+      <w:r>
+        <w:t xml:space="preserve">Step 3 — Normality: QQ plot + Shapiro-Wilk</w:t>
+      </w:r>
+    </w:p>
+    <w:p>
+      <w:pPr>
+        <w:pStyle w:val="FirstParagraph"/>
+      </w:pPr>
+      <w:r>
+        <w:t xml:space="preserve">Run</w:t>
+      </w:r>
+      <w:r>
+        <w:t xml:space="preserve"> </w:t>
+      </w:r>
+      <w:r>
+        <w:rPr>
+          <w:rStyle w:val="VerbatimChar"/>
+        </w:rPr>
+        <w:t xml:space="preserve">shapiro.test()</w:t>
+      </w:r>
+      <w:r>
+        <w:t xml:space="preserve"> </w:t>
+      </w:r>
+      <w:r>
+        <w:t xml:space="preserve">on each year’s weights separately (see skeleton).</w:t>
+      </w:r>
+    </w:p>
+    <w:p>
+      <w:pPr>
+        <w:pStyle w:val="BlockText"/>
+      </w:pPr>
+      <w:r>
+        <w:rPr>
+          <w:b/>
+          <w:bCs/>
+        </w:rPr>
+        <w:t xml:space="preserve">Q19 — Shapiro-Wilk 1981:</w:t>
+      </w:r>
+      <w:r>
+        <w:t xml:space="preserve"> </w:t>
+      </w:r>
+      <w:r>
+        <w:t xml:space="preserve">W = ________   p = ________</w:t>
+      </w:r>
+    </w:p>
+    <w:p>
+      <w:pPr>
+        <w:pStyle w:val="BlockText"/>
+      </w:pPr>
+      <w:r>
+        <w:rPr>
+          <w:b/>
+          <w:bCs/>
+        </w:rPr>
+        <w:t xml:space="preserve">Q20 — Shapiro-Wilk 1982:</w:t>
+      </w:r>
+      <w:r>
+        <w:t xml:space="preserve"> </w:t>
+      </w:r>
+      <w:r>
+        <w:t xml:space="preserve">W = ________   p = ________</w:t>
+      </w:r>
     </w:p>
     <w:tbl>
       <w:tblPr>
@@ -181,18 +1665,18 @@
                 <wp:inline>
                   <wp:extent cx="152400" cy="152400"/>
                   <wp:effectExtent b="0" l="0" r="0" t="0"/>
-                  <wp:docPr descr="" title="" id="13" name="Picture"/>
+                  <wp:docPr descr="" title="" id="21" name="Picture"/>
                   <a:graphic>
                     <a:graphicData uri="http://schemas.openxmlformats.org/drawingml/2006/picture">
                       <pic:pic>
                         <pic:nvPicPr>
-                          <pic:cNvPr descr="/Applications/quarto/share/formats/docx/note.png" id="14" name="Picture"/>
+                          <pic:cNvPr descr="/Applications/quarto/share/formats/docx/note.png" id="22" name="Picture"/>
                           <pic:cNvPicPr>
                             <a:picLocks noChangeArrowheads="1" noChangeAspect="1"/>
                           </pic:cNvPicPr>
                         </pic:nvPicPr>
                         <pic:blipFill>
-                          <a:blip r:embed="rId12"/>
+                          <a:blip r:embed="rId20"/>
                           <a:stretch>
                             <a:fillRect/>
                           </a:stretch>
@@ -225,7 +1709,7 @@
               <w:t xml:space="preserve"> </w:t>
             </w:r>
             <w:r>
-              <w:t xml:space="preserve">Important Background</w:t>
+              <w:t xml:space="preserve">Note</w:t>
             </w:r>
           </w:p>
         </w:tc>
@@ -249,15 +1733,1863 @@
               <w:spacing w:before="16" w:after="16"/>
             </w:pPr>
             <w:r>
-              <w:t xml:space="preserve">Stuff to know</w:t>
+              <w:t xml:space="preserve">Both groups may fail Shapiro-Wilk (p &lt; 0.05). With</w:t>
+            </w:r>
+            <w:r>
+              <w:t xml:space="preserve"> </w:t>
+            </w:r>
+            <w:r>
+              <w:rPr>
+                <w:b/>
+                <w:bCs/>
+              </w:rPr>
+              <w:t xml:space="preserve">n &gt; 80</w:t>
+            </w:r>
+            <w:r>
+              <w:t xml:space="preserve"> </w:t>
+            </w:r>
+            <w:r>
+              <w:t xml:space="preserve">the t-test is robust to non-normality because of the Central Limit Theorem — the sampling distribution of the mean is approximately normal even when raw data are not. Check the QQ plot: if points roughly follow the line without extreme curvature, proceed. (See Lecture 04, Step 3)</w:t>
             </w:r>
           </w:p>
           <w:p/>
         </w:tc>
       </w:tr>
     </w:tbl>
-    <w:bookmarkEnd w:id="15"/>
-    <w:bookmarkEnd w:id="16"/>
+    <w:p>
+      <w:pPr>
+        <w:pStyle w:val="BlockText"/>
+      </w:pPr>
+      <w:r>
+        <w:rPr>
+          <w:b/>
+          <w:bCs/>
+        </w:rPr>
+        <w:t xml:space="preserve">Q21 — Decision: proceed with the t-test?</w:t>
+      </w:r>
+      <w:r>
+        <w:t xml:space="preserve"> </w:t>
+      </w:r>
+      <w:r>
+        <w:t xml:space="preserve">Y / N  </w:t>
+      </w:r>
+      <w:r>
+        <w:t xml:space="preserve"> </w:t>
+      </w:r>
+      <w:r>
+        <w:rPr>
+          <w:b/>
+          <w:bCs/>
+        </w:rPr>
+        <w:t xml:space="preserve">Reason:</w:t>
+      </w:r>
+    </w:p>
+    <w:p>
+      <w:r>
+        <w:pict>
+          <v:rect style="width:0;height:1.5pt" o:hralign="center" o:hrstd="t" o:hr="t"/>
+        </w:pict>
+      </w:r>
+    </w:p>
+    <w:p>
+      <w:r>
+        <w:pict>
+          <v:rect style="width:0;height:1.5pt" o:hralign="center" o:hrstd="t" o:hr="t"/>
+        </w:pict>
+      </w:r>
+    </w:p>
+    <w:bookmarkEnd w:id="23"/>
+    <w:bookmarkStart w:id="24" w:name="step-4-variance-levenes-test"/>
+    <w:p>
+      <w:pPr>
+        <w:pStyle w:val="Heading3"/>
+      </w:pPr>
+      <w:r>
+        <w:t xml:space="preserve">Step 4 — Variance: Levene’s test</w:t>
+      </w:r>
+    </w:p>
+    <w:p>
+      <w:pPr>
+        <w:pStyle w:val="FirstParagraph"/>
+      </w:pPr>
+      <w:r>
+        <w:t xml:space="preserve">Run</w:t>
+      </w:r>
+      <w:r>
+        <w:t xml:space="preserve"> </w:t>
+      </w:r>
+      <w:r>
+        <w:rPr>
+          <w:rStyle w:val="VerbatimChar"/>
+        </w:rPr>
+        <w:t xml:space="preserve">leveneTest(weight ~ year, data = cisco_df)</w:t>
+      </w:r>
+      <w:r>
+        <w:t xml:space="preserve"> </w:t>
+      </w:r>
+      <w:r>
+        <w:t xml:space="preserve">(see skeleton).</w:t>
+      </w:r>
+    </w:p>
+    <w:p>
+      <w:pPr>
+        <w:pStyle w:val="BlockText"/>
+      </w:pPr>
+      <w:r>
+        <w:rPr>
+          <w:b/>
+          <w:bCs/>
+        </w:rPr>
+        <w:t xml:space="preserve">Q22 — Levene’s F:</w:t>
+      </w:r>
+      <w:r>
+        <w:t xml:space="preserve"> </w:t>
+      </w:r>
+      <w:r>
+        <w:t xml:space="preserve">________  </w:t>
+      </w:r>
+      <w:r>
+        <w:t xml:space="preserve"> </w:t>
+      </w:r>
+      <w:r>
+        <w:rPr>
+          <w:b/>
+          <w:bCs/>
+        </w:rPr>
+        <w:t xml:space="preserve">p:</w:t>
+      </w:r>
+      <w:r>
+        <w:t xml:space="preserve"> </w:t>
+      </w:r>
+      <w:r>
+        <w:t xml:space="preserve">________</w:t>
+      </w:r>
+    </w:p>
+    <w:p>
+      <w:pPr>
+        <w:pStyle w:val="BlockText"/>
+      </w:pPr>
+      <w:r>
+        <w:rPr>
+          <w:b/>
+          <w:bCs/>
+        </w:rPr>
+        <w:t xml:space="preserve">Q23 — Are the variances equal?</w:t>
+      </w:r>
+      <w:r>
+        <w:t xml:space="preserve"> </w:t>
+      </w:r>
+      <w:r>
+        <w:t xml:space="preserve">Y / N</w:t>
+      </w:r>
+    </w:p>
+    <w:p>
+      <w:pPr>
+        <w:pStyle w:val="BlockText"/>
+      </w:pPr>
+      <w:r>
+        <w:rPr>
+          <w:b/>
+          <w:bCs/>
+        </w:rPr>
+        <w:t xml:space="preserve">Q24 — Does this change which t-test we run?</w:t>
+      </w:r>
+      <w:r>
+        <w:t xml:space="preserve"> </w:t>
+      </w:r>
+      <w:r>
+        <w:t xml:space="preserve">Y / N  </w:t>
+      </w:r>
+      <w:r>
+        <w:t xml:space="preserve"> </w:t>
+      </w:r>
+      <w:r>
+        <w:rPr>
+          <w:b/>
+          <w:bCs/>
+        </w:rPr>
+        <w:t xml:space="preserve">Why:</w:t>
+      </w:r>
+    </w:p>
+    <w:p>
+      <w:r>
+        <w:pict>
+          <v:rect style="width:0;height:1.5pt" o:hralign="center" o:hrstd="t" o:hr="t"/>
+        </w:pict>
+      </w:r>
+    </w:p>
+    <w:p>
+      <w:r>
+        <w:pict>
+          <v:rect style="width:0;height:1.5pt" o:hralign="center" o:hrstd="t" o:hr="t"/>
+        </w:pict>
+      </w:r>
+    </w:p>
+    <w:bookmarkEnd w:id="24"/>
+    <w:bookmarkStart w:id="25" w:name="step-5-run-the-test-and-interpret"/>
+    <w:p>
+      <w:pPr>
+        <w:pStyle w:val="Heading3"/>
+      </w:pPr>
+      <w:r>
+        <w:t xml:space="preserve">Step 5 — Run the test and interpret</w:t>
+      </w:r>
+    </w:p>
+    <w:p>
+      <w:pPr>
+        <w:pStyle w:val="FirstParagraph"/>
+      </w:pPr>
+      <w:r>
+        <w:t xml:space="preserve">Run</w:t>
+      </w:r>
+      <w:r>
+        <w:t xml:space="preserve"> </w:t>
+      </w:r>
+      <w:r>
+        <w:rPr>
+          <w:rStyle w:val="VerbatimChar"/>
+        </w:rPr>
+        <w:t xml:space="preserve">t.test(y ~ x, data = df, var.equal = FALSE, alternative = "two.sided")</w:t>
+      </w:r>
+      <w:r>
+        <w:t xml:space="preserve">.</w:t>
+      </w:r>
+    </w:p>
+    <w:p>
+      <w:pPr>
+        <w:pStyle w:val="BlockText"/>
+      </w:pPr>
+      <w:r>
+        <w:rPr>
+          <w:b/>
+          <w:bCs/>
+        </w:rPr>
+        <w:t xml:space="preserve">Q25 — t-statistic:</w:t>
+      </w:r>
+      <w:r>
+        <w:t xml:space="preserve"> </w:t>
+      </w:r>
+      <w:r>
+        <w:t xml:space="preserve">________</w:t>
+      </w:r>
+    </w:p>
+    <w:p>
+      <w:pPr>
+        <w:pStyle w:val="BlockText"/>
+      </w:pPr>
+      <w:r>
+        <w:rPr>
+          <w:b/>
+          <w:bCs/>
+        </w:rPr>
+        <w:t xml:space="preserve">Q26 — df (Welch-Satterthwaite — probably not a whole number):</w:t>
+      </w:r>
+      <w:r>
+        <w:t xml:space="preserve"> </w:t>
+      </w:r>
+      <w:r>
+        <w:t xml:space="preserve">________</w:t>
+      </w:r>
+    </w:p>
+    <w:p>
+      <w:pPr>
+        <w:pStyle w:val="BlockText"/>
+      </w:pPr>
+      <w:r>
+        <w:rPr>
+          <w:b/>
+          <w:bCs/>
+        </w:rPr>
+        <w:t xml:space="preserve">Q27 — p-value (write the full number, not just</w:t>
+      </w:r>
+      <w:r>
+        <w:rPr>
+          <w:b/>
+          <w:bCs/>
+        </w:rPr>
+        <w:t xml:space="preserve"> </w:t>
+      </w:r>
+      <w:r>
+        <w:rPr>
+          <w:b/>
+          <w:bCs/>
+        </w:rPr>
+        <w:t xml:space="preserve">“&lt; 0.05”</w:t>
+      </w:r>
+      <w:r>
+        <w:rPr>
+          <w:b/>
+          <w:bCs/>
+        </w:rPr>
+        <w:t xml:space="preserve">):</w:t>
+      </w:r>
+      <w:r>
+        <w:t xml:space="preserve"> </w:t>
+      </w:r>
+      <w:r>
+        <w:t xml:space="preserve">________</w:t>
+      </w:r>
+    </w:p>
+    <w:p>
+      <w:pPr>
+        <w:pStyle w:val="BlockText"/>
+      </w:pPr>
+      <w:r>
+        <w:rPr>
+          <w:b/>
+          <w:bCs/>
+        </w:rPr>
+        <w:t xml:space="preserve">Q28 — 95% CI for the difference in means:</w:t>
+      </w:r>
+      <w:r>
+        <w:t xml:space="preserve"> </w:t>
+      </w:r>
+      <w:r>
+        <w:t xml:space="preserve">________ to ________ g</w:t>
+      </w:r>
+    </w:p>
+    <w:p>
+      <w:pPr>
+        <w:pStyle w:val="BlockText"/>
+      </w:pPr>
+      <w:r>
+        <w:rPr>
+          <w:b/>
+          <w:bCs/>
+        </w:rPr>
+        <w:t xml:space="preserve">Q29 — Mean weight 1981:</w:t>
+      </w:r>
+      <w:r>
+        <w:t xml:space="preserve"> </w:t>
+      </w:r>
+      <w:r>
+        <w:t xml:space="preserve">________ g   </w:t>
+      </w:r>
+      <w:r>
+        <w:t xml:space="preserve"> </w:t>
+      </w:r>
+      <w:r>
+        <w:rPr>
+          <w:b/>
+          <w:bCs/>
+        </w:rPr>
+        <w:t xml:space="preserve">Mean weight 1982:</w:t>
+      </w:r>
+      <w:r>
+        <w:t xml:space="preserve"> </w:t>
+      </w:r>
+      <w:r>
+        <w:t xml:space="preserve">________ g</w:t>
+      </w:r>
+    </w:p>
+    <w:p>
+      <w:pPr>
+        <w:pStyle w:val="BlockText"/>
+      </w:pPr>
+      <w:r>
+        <w:rPr>
+          <w:b/>
+          <w:bCs/>
+        </w:rPr>
+        <w:t xml:space="preserve">Q30 — Is p &lt; α?</w:t>
+      </w:r>
+      <w:r>
+        <w:t xml:space="preserve"> </w:t>
+      </w:r>
+      <w:r>
+        <w:t xml:space="preserve">Y / N   </w:t>
+      </w:r>
+      <w:r>
+        <w:t xml:space="preserve"> </w:t>
+      </w:r>
+      <w:r>
+        <w:rPr>
+          <w:b/>
+          <w:bCs/>
+        </w:rPr>
+        <w:t xml:space="preserve">Decision (reject / fail to reject H₀):</w:t>
+      </w:r>
+      <w:r>
+        <w:t xml:space="preserve"> </w:t>
+      </w:r>
+      <w:r>
+        <w:t xml:space="preserve">________________</w:t>
+      </w:r>
+    </w:p>
+    <w:p>
+      <w:r>
+        <w:pict>
+          <v:rect style="width:0;height:1.5pt" o:hralign="center" o:hrstd="t" o:hr="t"/>
+        </w:pict>
+      </w:r>
+    </w:p>
+    <w:bookmarkEnd w:id="25"/>
+    <w:bookmarkEnd w:id="26"/>
+    <w:bookmarkStart w:id="27" w:name="part-6-results-sentence-see-lecture-04"/>
+    <w:p>
+      <w:pPr>
+        <w:pStyle w:val="Heading1"/>
+      </w:pPr>
+      <w:r>
+        <w:t xml:space="preserve">Part 6 · Results sentence (→ see Lecture 04)</w:t>
+      </w:r>
+    </w:p>
+    <w:p>
+      <w:pPr>
+        <w:pStyle w:val="FirstParagraph"/>
+      </w:pPr>
+      <w:r>
+        <w:t xml:space="preserve">Complete the sentence below by filling in every blank:</w:t>
+      </w:r>
+    </w:p>
+    <w:p>
+      <w:pPr>
+        <w:pStyle w:val="BlockText"/>
+      </w:pPr>
+      <w:r>
+        <w:rPr>
+          <w:b/>
+          <w:bCs/>
+        </w:rPr>
+        <w:t xml:space="preserve">Q31:</w:t>
+      </w:r>
+      <w:r>
+        <w:t xml:space="preserve"> </w:t>
+      </w:r>
+      <w:r>
+        <w:t xml:space="preserve">“Cisco body weight was significantly</w:t>
+      </w:r>
+      <w:r>
+        <w:t xml:space="preserve"> </w:t>
+      </w:r>
+      <w:r>
+        <w:rPr>
+          <w:b/>
+          <w:bCs/>
+        </w:rPr>
+        <w:t xml:space="preserve">[higher / lower]</w:t>
+      </w:r>
+      <w:r>
+        <w:t xml:space="preserve"> </w:t>
+      </w:r>
+      <w:r>
+        <w:t xml:space="preserve">in</w:t>
+      </w:r>
+      <w:r>
+        <w:t xml:space="preserve"> </w:t>
+      </w:r>
+      <w:r>
+        <w:rPr>
+          <w:b/>
+          <w:bCs/>
+        </w:rPr>
+        <w:t xml:space="preserve">______</w:t>
+      </w:r>
+      <w:r>
+        <w:t xml:space="preserve"> </w:t>
+      </w:r>
+      <w:r>
+        <w:t xml:space="preserve">than in</w:t>
+      </w:r>
+      <w:r>
+        <w:t xml:space="preserve"> </w:t>
+      </w:r>
+      <w:r>
+        <w:rPr>
+          <w:b/>
+          <w:bCs/>
+        </w:rPr>
+        <w:t xml:space="preserve">______</w:t>
+      </w:r>
+      <w:r>
+        <w:t xml:space="preserve"> </w:t>
+      </w:r>
+      <w:r>
+        <w:t xml:space="preserve">(Welch’s t-test: t(</w:t>
+      </w:r>
+      <w:r>
+        <w:rPr>
+          <w:b/>
+          <w:bCs/>
+        </w:rPr>
+        <w:t xml:space="preserve">______</w:t>
+      </w:r>
+      <w:r>
+        <w:t xml:space="preserve">) =</w:t>
+      </w:r>
+      <w:r>
+        <w:t xml:space="preserve"> </w:t>
+      </w:r>
+      <w:r>
+        <w:rPr>
+          <w:b/>
+          <w:bCs/>
+        </w:rPr>
+        <w:t xml:space="preserve">______</w:t>
+      </w:r>
+      <w:r>
+        <w:t xml:space="preserve">, p</w:t>
+      </w:r>
+      <w:r>
+        <w:t xml:space="preserve"> </w:t>
+      </w:r>
+      <w:r>
+        <w:rPr>
+          <w:b/>
+          <w:bCs/>
+        </w:rPr>
+        <w:t xml:space="preserve">______</w:t>
+      </w:r>
+      <w:r>
+        <w:t xml:space="preserve">). Mean ± SE body weight was</w:t>
+      </w:r>
+      <w:r>
+        <w:t xml:space="preserve"> </w:t>
+      </w:r>
+      <w:r>
+        <w:rPr>
+          <w:b/>
+          <w:bCs/>
+        </w:rPr>
+        <w:t xml:space="preserve">______</w:t>
+      </w:r>
+      <w:r>
+        <w:t xml:space="preserve"> </w:t>
+      </w:r>
+      <w:r>
+        <w:t xml:space="preserve">±</w:t>
+      </w:r>
+      <w:r>
+        <w:t xml:space="preserve"> </w:t>
+      </w:r>
+      <w:r>
+        <w:rPr>
+          <w:b/>
+          <w:bCs/>
+        </w:rPr>
+        <w:t xml:space="preserve">______</w:t>
+      </w:r>
+      <w:r>
+        <w:t xml:space="preserve"> </w:t>
+      </w:r>
+      <w:r>
+        <w:t xml:space="preserve">g in 1981 and</w:t>
+      </w:r>
+      <w:r>
+        <w:t xml:space="preserve"> </w:t>
+      </w:r>
+      <w:r>
+        <w:rPr>
+          <w:b/>
+          <w:bCs/>
+        </w:rPr>
+        <w:t xml:space="preserve">______</w:t>
+      </w:r>
+      <w:r>
+        <w:t xml:space="preserve"> </w:t>
+      </w:r>
+      <w:r>
+        <w:t xml:space="preserve">±</w:t>
+      </w:r>
+      <w:r>
+        <w:t xml:space="preserve"> </w:t>
+      </w:r>
+      <w:r>
+        <w:rPr>
+          <w:b/>
+          <w:bCs/>
+        </w:rPr>
+        <w:t xml:space="preserve">______</w:t>
+      </w:r>
+      <w:r>
+        <w:t xml:space="preserve"> </w:t>
+      </w:r>
+      <w:r>
+        <w:t xml:space="preserve">g in 1982, a difference of</w:t>
+      </w:r>
+      <w:r>
+        <w:t xml:space="preserve"> </w:t>
+      </w:r>
+      <w:r>
+        <w:rPr>
+          <w:b/>
+          <w:bCs/>
+        </w:rPr>
+        <w:t xml:space="preserve">______</w:t>
+      </w:r>
+      <w:r>
+        <w:t xml:space="preserve"> </w:t>
+      </w:r>
+      <w:r>
+        <w:t xml:space="preserve">g.”</w:t>
+      </w:r>
+    </w:p>
+    <w:p>
+      <w:pPr>
+        <w:pStyle w:val="FirstParagraph"/>
+      </w:pPr>
+      <w:r>
+        <w:t xml:space="preserve">Then write 1–2 sentences suggesting a biological explanation for why body size differed between these two consecutive years:</w:t>
+      </w:r>
+    </w:p>
+    <w:p>
+      <w:pPr>
+        <w:pStyle w:val="BlockText"/>
+      </w:pPr>
+      <w:r>
+        <w:rPr>
+          <w:b/>
+          <w:bCs/>
+        </w:rPr>
+        <w:t xml:space="preserve">Q32 — Biological explanation:</w:t>
+      </w:r>
+    </w:p>
+    <w:p>
+      <w:r>
+        <w:pict>
+          <v:rect style="width:0;height:1.5pt" o:hralign="center" o:hrstd="t" o:hr="t"/>
+        </w:pict>
+      </w:r>
+    </w:p>
+    <w:p>
+      <w:r>
+        <w:pict>
+          <v:rect style="width:0;height:1.5pt" o:hralign="center" o:hrstd="t" o:hr="t"/>
+        </w:pict>
+      </w:r>
+    </w:p>
+    <w:p>
+      <w:r>
+        <w:pict>
+          <v:rect style="width:0;height:1.5pt" o:hralign="center" o:hrstd="t" o:hr="t"/>
+        </w:pict>
+      </w:r>
+    </w:p>
+    <w:bookmarkEnd w:id="27"/>
+    <w:bookmarkStart w:id="28" w:name="submission-checklist"/>
+    <w:p>
+      <w:pPr>
+        <w:pStyle w:val="Heading1"/>
+      </w:pPr>
+      <w:r>
+        <w:t xml:space="preserve">Submission checklist</w:t>
+      </w:r>
+    </w:p>
+    <w:p>
+      <w:pPr>
+        <w:pStyle w:val="FirstParagraph"/>
+      </w:pPr>
+      <w:r>
+        <w:t xml:space="preserve">Before uploading to Canvas, confirm:</w:t>
+      </w:r>
+    </w:p>
+    <w:p>
+      <w:pPr>
+        <w:pStyle w:val="Compact"/>
+        <w:numPr>
+          <w:ilvl w:val="0"/>
+          <w:numId w:val="1001"/>
+        </w:numPr>
+      </w:pPr>
+      <w:r>
+        <w:rPr>
+          <w:rStyle w:val="VerbatimChar"/>
+        </w:rPr>
+        <w:t xml:space="preserve">03_cisco.R</w:t>
+      </w:r>
+      <w:r>
+        <w:t xml:space="preserve"> </w:t>
+      </w:r>
+      <w:r>
+        <w:t xml:space="preserve">runs top to bottom without errors</w:t>
+      </w:r>
+    </w:p>
+    <w:p>
+      <w:pPr>
+        <w:pStyle w:val="Compact"/>
+        <w:numPr>
+          <w:ilvl w:val="0"/>
+          <w:numId w:val="1002"/>
+        </w:numPr>
+      </w:pPr>
+      <w:r>
+        <w:t xml:space="preserve">All</w:t>
+      </w:r>
+      <w:r>
+        <w:t xml:space="preserve"> </w:t>
+      </w:r>
+      <w:r>
+        <w:rPr>
+          <w:rStyle w:val="VerbatimChar"/>
+        </w:rPr>
+        <w:t xml:space="preserve"># Q__</w:t>
+      </w:r>
+      <w:r>
+        <w:t xml:space="preserve"> </w:t>
+      </w:r>
+      <w:r>
+        <w:t xml:space="preserve">answers are filled in the script</w:t>
+      </w:r>
+    </w:p>
+    <w:p>
+      <w:pPr>
+        <w:pStyle w:val="Compact"/>
+        <w:numPr>
+          <w:ilvl w:val="0"/>
+          <w:numId w:val="1003"/>
+        </w:numPr>
+      </w:pPr>
+      <w:r>
+        <w:rPr>
+          <w:rStyle w:val="VerbatimChar"/>
+        </w:rPr>
+        <w:t xml:space="preserve">figures/cisco_weight_boxplot.png</w:t>
+      </w:r>
+      <w:r>
+        <w:t xml:space="preserve"> </w:t>
+      </w:r>
+      <w:r>
+        <w:t xml:space="preserve">exists (5 × 5 in, dpi = 300)</w:t>
+      </w:r>
+    </w:p>
+    <w:p>
+      <w:pPr>
+        <w:pStyle w:val="Compact"/>
+        <w:numPr>
+          <w:ilvl w:val="0"/>
+          <w:numId w:val="1004"/>
+        </w:numPr>
+      </w:pPr>
+      <w:r>
+        <w:rPr>
+          <w:rStyle w:val="VerbatimChar"/>
+        </w:rPr>
+        <w:t xml:space="preserve">figures/cisco_weight_mean_se.png</w:t>
+      </w:r>
+      <w:r>
+        <w:t xml:space="preserve"> </w:t>
+      </w:r>
+      <w:r>
+        <w:t xml:space="preserve">exists (5 × 5 in, dpi = 300)</w:t>
+      </w:r>
+    </w:p>
+    <w:p>
+      <w:pPr>
+        <w:pStyle w:val="Compact"/>
+        <w:numPr>
+          <w:ilvl w:val="0"/>
+          <w:numId w:val="1005"/>
+        </w:numPr>
+      </w:pPr>
+      <w:r>
+        <w:t xml:space="preserve">Results sentence (Q31) is complete with all blanks filled</w:t>
+      </w:r>
+    </w:p>
+    <w:p>
+      <w:pPr>
+        <w:pStyle w:val="Compact"/>
+        <w:numPr>
+          <w:ilvl w:val="0"/>
+          <w:numId w:val="1006"/>
+        </w:numPr>
+      </w:pPr>
+      <w:r>
+        <w:t xml:space="preserve">Biological explanation (Q32) is written</w:t>
+      </w:r>
+    </w:p>
+    <w:p>
+      <w:r>
+        <w:pict>
+          <v:rect style="width:0;height:1.5pt" o:hralign="center" o:hrstd="t" o:hr="t"/>
+        </w:pict>
+      </w:r>
+    </w:p>
+    <w:bookmarkEnd w:id="28"/>
+    <w:bookmarkStart w:id="29" w:name="going-further-optional-no-points"/>
+    <w:p>
+      <w:pPr>
+        <w:pStyle w:val="Heading1"/>
+      </w:pPr>
+      <w:r>
+        <w:t xml:space="preserve">Going further (optional — no points)</w:t>
+      </w:r>
+    </w:p>
+    <w:p>
+      <w:pPr>
+        <w:pStyle w:val="FirstParagraph"/>
+      </w:pPr>
+      <w:r>
+        <w:t xml:space="preserve">Run the code below in your script to visualize the</w:t>
+      </w:r>
+      <w:r>
+        <w:t xml:space="preserve"> </w:t>
+      </w:r>
+      <w:r>
+        <w:rPr>
+          <w:b/>
+          <w:bCs/>
+        </w:rPr>
+        <w:t xml:space="preserve">full 25-year time series</w:t>
+      </w:r>
+      <w:r>
+        <w:t xml:space="preserve"> </w:t>
+      </w:r>
+      <w:r>
+        <w:t xml:space="preserve">of mean Cisco body weight. Does body size show a trend over the monitoring period?</w:t>
+      </w:r>
+    </w:p>
+    <w:p>
+      <w:pPr>
+        <w:pStyle w:val="SourceCode"/>
+      </w:pPr>
+      <w:r>
+        <w:rPr>
+          <w:rStyle w:val="NormalTok"/>
+        </w:rPr>
+        <w:t xml:space="preserve">cisco_raw_df </w:t>
+      </w:r>
+      <w:r>
+        <w:rPr>
+          <w:rStyle w:val="SpecialCharTok"/>
+        </w:rPr>
+        <w:t xml:space="preserve">%&gt;%</w:t>
+      </w:r>
+      <w:r>
+        <w:br/>
+      </w:r>
+      <w:r>
+        <w:rPr>
+          <w:rStyle w:val="NormalTok"/>
+        </w:rPr>
+        <w:t xml:space="preserve">  </w:t>
+      </w:r>
+      <w:r>
+        <w:rPr>
+          <w:rStyle w:val="FunctionTok"/>
+        </w:rPr>
+        <w:t xml:space="preserve">filter</w:t>
+      </w:r>
+      <w:r>
+        <w:rPr>
+          <w:rStyle w:val="NormalTok"/>
+        </w:rPr>
+        <w:t xml:space="preserve">(</w:t>
+      </w:r>
+      <w:r>
+        <w:rPr>
+          <w:rStyle w:val="SpecialCharTok"/>
+        </w:rPr>
+        <w:t xml:space="preserve">!</w:t>
+      </w:r>
+      <w:r>
+        <w:rPr>
+          <w:rStyle w:val="FunctionTok"/>
+        </w:rPr>
+        <w:t xml:space="preserve">is.na</w:t>
+      </w:r>
+      <w:r>
+        <w:rPr>
+          <w:rStyle w:val="NormalTok"/>
+        </w:rPr>
+        <w:t xml:space="preserve">(weight), weight </w:t>
+      </w:r>
+      <w:r>
+        <w:rPr>
+          <w:rStyle w:val="SpecialCharTok"/>
+        </w:rPr>
+        <w:t xml:space="preserve">&gt;</w:t>
+      </w:r>
+      <w:r>
+        <w:rPr>
+          <w:rStyle w:val="NormalTok"/>
+        </w:rPr>
+        <w:t xml:space="preserve"> </w:t>
+      </w:r>
+      <w:r>
+        <w:rPr>
+          <w:rStyle w:val="DecValTok"/>
+        </w:rPr>
+        <w:t xml:space="preserve">0</w:t>
+      </w:r>
+      <w:r>
+        <w:rPr>
+          <w:rStyle w:val="NormalTok"/>
+        </w:rPr>
+        <w:t xml:space="preserve">) </w:t>
+      </w:r>
+      <w:r>
+        <w:rPr>
+          <w:rStyle w:val="SpecialCharTok"/>
+        </w:rPr>
+        <w:t xml:space="preserve">%&gt;%</w:t>
+      </w:r>
+      <w:r>
+        <w:br/>
+      </w:r>
+      <w:r>
+        <w:rPr>
+          <w:rStyle w:val="NormalTok"/>
+        </w:rPr>
+        <w:t xml:space="preserve">  </w:t>
+      </w:r>
+      <w:r>
+        <w:rPr>
+          <w:rStyle w:val="FunctionTok"/>
+        </w:rPr>
+        <w:t xml:space="preserve">group_by</w:t>
+      </w:r>
+      <w:r>
+        <w:rPr>
+          <w:rStyle w:val="NormalTok"/>
+        </w:rPr>
+        <w:t xml:space="preserve">(year4) </w:t>
+      </w:r>
+      <w:r>
+        <w:rPr>
+          <w:rStyle w:val="SpecialCharTok"/>
+        </w:rPr>
+        <w:t xml:space="preserve">%&gt;%</w:t>
+      </w:r>
+      <w:r>
+        <w:br/>
+      </w:r>
+      <w:r>
+        <w:rPr>
+          <w:rStyle w:val="NormalTok"/>
+        </w:rPr>
+        <w:t xml:space="preserve">  </w:t>
+      </w:r>
+      <w:r>
+        <w:rPr>
+          <w:rStyle w:val="FunctionTok"/>
+        </w:rPr>
+        <w:t xml:space="preserve">summarize</w:t>
+      </w:r>
+      <w:r>
+        <w:rPr>
+          <w:rStyle w:val="NormalTok"/>
+        </w:rPr>
+        <w:t xml:space="preserve">(</w:t>
+      </w:r>
+      <w:r>
+        <w:rPr>
+          <w:rStyle w:val="AttributeTok"/>
+        </w:rPr>
+        <w:t xml:space="preserve">n =</w:t>
+      </w:r>
+      <w:r>
+        <w:rPr>
+          <w:rStyle w:val="NormalTok"/>
+        </w:rPr>
+        <w:t xml:space="preserve"> </w:t>
+      </w:r>
+      <w:r>
+        <w:rPr>
+          <w:rStyle w:val="FunctionTok"/>
+        </w:rPr>
+        <w:t xml:space="preserve">n</w:t>
+      </w:r>
+      <w:r>
+        <w:rPr>
+          <w:rStyle w:val="NormalTok"/>
+        </w:rPr>
+        <w:t xml:space="preserve">(), </w:t>
+      </w:r>
+      <w:r>
+        <w:rPr>
+          <w:rStyle w:val="AttributeTok"/>
+        </w:rPr>
+        <w:t xml:space="preserve">mean_wt =</w:t>
+      </w:r>
+      <w:r>
+        <w:rPr>
+          <w:rStyle w:val="NormalTok"/>
+        </w:rPr>
+        <w:t xml:space="preserve"> </w:t>
+      </w:r>
+      <w:r>
+        <w:rPr>
+          <w:rStyle w:val="FunctionTok"/>
+        </w:rPr>
+        <w:t xml:space="preserve">mean</w:t>
+      </w:r>
+      <w:r>
+        <w:rPr>
+          <w:rStyle w:val="NormalTok"/>
+        </w:rPr>
+        <w:t xml:space="preserve">(weight, </w:t>
+      </w:r>
+      <w:r>
+        <w:rPr>
+          <w:rStyle w:val="AttributeTok"/>
+        </w:rPr>
+        <w:t xml:space="preserve">na.rm =</w:t>
+      </w:r>
+      <w:r>
+        <w:rPr>
+          <w:rStyle w:val="NormalTok"/>
+        </w:rPr>
+        <w:t xml:space="preserve"> </w:t>
+      </w:r>
+      <w:r>
+        <w:rPr>
+          <w:rStyle w:val="ConstantTok"/>
+        </w:rPr>
+        <w:t xml:space="preserve">TRUE</w:t>
+      </w:r>
+      <w:r>
+        <w:rPr>
+          <w:rStyle w:val="NormalTok"/>
+        </w:rPr>
+        <w:t xml:space="preserve">),</w:t>
+      </w:r>
+      <w:r>
+        <w:br/>
+      </w:r>
+      <w:r>
+        <w:rPr>
+          <w:rStyle w:val="NormalTok"/>
+        </w:rPr>
+        <w:t xml:space="preserve">            </w:t>
+      </w:r>
+      <w:r>
+        <w:rPr>
+          <w:rStyle w:val="AttributeTok"/>
+        </w:rPr>
+        <w:t xml:space="preserve">se_wt =</w:t>
+      </w:r>
+      <w:r>
+        <w:rPr>
+          <w:rStyle w:val="NormalTok"/>
+        </w:rPr>
+        <w:t xml:space="preserve"> </w:t>
+      </w:r>
+      <w:r>
+        <w:rPr>
+          <w:rStyle w:val="FunctionTok"/>
+        </w:rPr>
+        <w:t xml:space="preserve">sd</w:t>
+      </w:r>
+      <w:r>
+        <w:rPr>
+          <w:rStyle w:val="NormalTok"/>
+        </w:rPr>
+        <w:t xml:space="preserve">(weight, </w:t>
+      </w:r>
+      <w:r>
+        <w:rPr>
+          <w:rStyle w:val="AttributeTok"/>
+        </w:rPr>
+        <w:t xml:space="preserve">na.rm =</w:t>
+      </w:r>
+      <w:r>
+        <w:rPr>
+          <w:rStyle w:val="NormalTok"/>
+        </w:rPr>
+        <w:t xml:space="preserve"> </w:t>
+      </w:r>
+      <w:r>
+        <w:rPr>
+          <w:rStyle w:val="ConstantTok"/>
+        </w:rPr>
+        <w:t xml:space="preserve">TRUE</w:t>
+      </w:r>
+      <w:r>
+        <w:rPr>
+          <w:rStyle w:val="NormalTok"/>
+        </w:rPr>
+        <w:t xml:space="preserve">) </w:t>
+      </w:r>
+      <w:r>
+        <w:rPr>
+          <w:rStyle w:val="SpecialCharTok"/>
+        </w:rPr>
+        <w:t xml:space="preserve">/</w:t>
+      </w:r>
+      <w:r>
+        <w:rPr>
+          <w:rStyle w:val="NormalTok"/>
+        </w:rPr>
+        <w:t xml:space="preserve"> </w:t>
+      </w:r>
+      <w:r>
+        <w:rPr>
+          <w:rStyle w:val="FunctionTok"/>
+        </w:rPr>
+        <w:t xml:space="preserve">sqrt</w:t>
+      </w:r>
+      <w:r>
+        <w:rPr>
+          <w:rStyle w:val="NormalTok"/>
+        </w:rPr>
+        <w:t xml:space="preserve">(n)) </w:t>
+      </w:r>
+      <w:r>
+        <w:rPr>
+          <w:rStyle w:val="SpecialCharTok"/>
+        </w:rPr>
+        <w:t xml:space="preserve">%&gt;%</w:t>
+      </w:r>
+      <w:r>
+        <w:br/>
+      </w:r>
+      <w:r>
+        <w:rPr>
+          <w:rStyle w:val="NormalTok"/>
+        </w:rPr>
+        <w:t xml:space="preserve">  </w:t>
+      </w:r>
+      <w:r>
+        <w:rPr>
+          <w:rStyle w:val="FunctionTok"/>
+        </w:rPr>
+        <w:t xml:space="preserve">ggplot</w:t>
+      </w:r>
+      <w:r>
+        <w:rPr>
+          <w:rStyle w:val="NormalTok"/>
+        </w:rPr>
+        <w:t xml:space="preserve">(</w:t>
+      </w:r>
+      <w:r>
+        <w:rPr>
+          <w:rStyle w:val="FunctionTok"/>
+        </w:rPr>
+        <w:t xml:space="preserve">aes</w:t>
+      </w:r>
+      <w:r>
+        <w:rPr>
+          <w:rStyle w:val="NormalTok"/>
+        </w:rPr>
+        <w:t xml:space="preserve">(</w:t>
+      </w:r>
+      <w:r>
+        <w:rPr>
+          <w:rStyle w:val="AttributeTok"/>
+        </w:rPr>
+        <w:t xml:space="preserve">x =</w:t>
+      </w:r>
+      <w:r>
+        <w:rPr>
+          <w:rStyle w:val="NormalTok"/>
+        </w:rPr>
+        <w:t xml:space="preserve"> year4, </w:t>
+      </w:r>
+      <w:r>
+        <w:rPr>
+          <w:rStyle w:val="AttributeTok"/>
+        </w:rPr>
+        <w:t xml:space="preserve">y =</w:t>
+      </w:r>
+      <w:r>
+        <w:rPr>
+          <w:rStyle w:val="NormalTok"/>
+        </w:rPr>
+        <w:t xml:space="preserve"> mean_wt)) </w:t>
+      </w:r>
+      <w:r>
+        <w:rPr>
+          <w:rStyle w:val="SpecialCharTok"/>
+        </w:rPr>
+        <w:t xml:space="preserve">+</w:t>
+      </w:r>
+      <w:r>
+        <w:br/>
+      </w:r>
+      <w:r>
+        <w:rPr>
+          <w:rStyle w:val="NormalTok"/>
+        </w:rPr>
+        <w:t xml:space="preserve">  </w:t>
+      </w:r>
+      <w:r>
+        <w:rPr>
+          <w:rStyle w:val="FunctionTok"/>
+        </w:rPr>
+        <w:t xml:space="preserve">geom_point</w:t>
+      </w:r>
+      <w:r>
+        <w:rPr>
+          <w:rStyle w:val="NormalTok"/>
+        </w:rPr>
+        <w:t xml:space="preserve">(</w:t>
+      </w:r>
+      <w:r>
+        <w:rPr>
+          <w:rStyle w:val="FunctionTok"/>
+        </w:rPr>
+        <w:t xml:space="preserve">aes</w:t>
+      </w:r>
+      <w:r>
+        <w:rPr>
+          <w:rStyle w:val="NormalTok"/>
+        </w:rPr>
+        <w:t xml:space="preserve">(</w:t>
+      </w:r>
+      <w:r>
+        <w:rPr>
+          <w:rStyle w:val="AttributeTok"/>
+        </w:rPr>
+        <w:t xml:space="preserve">size =</w:t>
+      </w:r>
+      <w:r>
+        <w:rPr>
+          <w:rStyle w:val="NormalTok"/>
+        </w:rPr>
+        <w:t xml:space="preserve"> n), </w:t>
+      </w:r>
+      <w:r>
+        <w:rPr>
+          <w:rStyle w:val="AttributeTok"/>
+        </w:rPr>
+        <w:t xml:space="preserve">color =</w:t>
+      </w:r>
+      <w:r>
+        <w:rPr>
+          <w:rStyle w:val="NormalTok"/>
+        </w:rPr>
+        <w:t xml:space="preserve"> </w:t>
+      </w:r>
+      <w:r>
+        <w:rPr>
+          <w:rStyle w:val="StringTok"/>
+        </w:rPr>
+        <w:t xml:space="preserve">"steelblue"</w:t>
+      </w:r>
+      <w:r>
+        <w:rPr>
+          <w:rStyle w:val="NormalTok"/>
+        </w:rPr>
+        <w:t xml:space="preserve">, </w:t>
+      </w:r>
+      <w:r>
+        <w:rPr>
+          <w:rStyle w:val="AttributeTok"/>
+        </w:rPr>
+        <w:t xml:space="preserve">alpha =</w:t>
+      </w:r>
+      <w:r>
+        <w:rPr>
+          <w:rStyle w:val="NormalTok"/>
+        </w:rPr>
+        <w:t xml:space="preserve"> </w:t>
+      </w:r>
+      <w:r>
+        <w:rPr>
+          <w:rStyle w:val="FloatTok"/>
+        </w:rPr>
+        <w:t xml:space="preserve">0.8</w:t>
+      </w:r>
+      <w:r>
+        <w:rPr>
+          <w:rStyle w:val="NormalTok"/>
+        </w:rPr>
+        <w:t xml:space="preserve">) </w:t>
+      </w:r>
+      <w:r>
+        <w:rPr>
+          <w:rStyle w:val="SpecialCharTok"/>
+        </w:rPr>
+        <w:t xml:space="preserve">+</w:t>
+      </w:r>
+      <w:r>
+        <w:br/>
+      </w:r>
+      <w:r>
+        <w:rPr>
+          <w:rStyle w:val="NormalTok"/>
+        </w:rPr>
+        <w:t xml:space="preserve">  </w:t>
+      </w:r>
+      <w:r>
+        <w:rPr>
+          <w:rStyle w:val="FunctionTok"/>
+        </w:rPr>
+        <w:t xml:space="preserve">geom_line</w:t>
+      </w:r>
+      <w:r>
+        <w:rPr>
+          <w:rStyle w:val="NormalTok"/>
+        </w:rPr>
+        <w:t xml:space="preserve">(</w:t>
+      </w:r>
+      <w:r>
+        <w:rPr>
+          <w:rStyle w:val="AttributeTok"/>
+        </w:rPr>
+        <w:t xml:space="preserve">color =</w:t>
+      </w:r>
+      <w:r>
+        <w:rPr>
+          <w:rStyle w:val="NormalTok"/>
+        </w:rPr>
+        <w:t xml:space="preserve"> </w:t>
+      </w:r>
+      <w:r>
+        <w:rPr>
+          <w:rStyle w:val="StringTok"/>
+        </w:rPr>
+        <w:t xml:space="preserve">"steelblue"</w:t>
+      </w:r>
+      <w:r>
+        <w:rPr>
+          <w:rStyle w:val="NormalTok"/>
+        </w:rPr>
+        <w:t xml:space="preserve">, </w:t>
+      </w:r>
+      <w:r>
+        <w:rPr>
+          <w:rStyle w:val="AttributeTok"/>
+        </w:rPr>
+        <w:t xml:space="preserve">linewidth =</w:t>
+      </w:r>
+      <w:r>
+        <w:rPr>
+          <w:rStyle w:val="NormalTok"/>
+        </w:rPr>
+        <w:t xml:space="preserve"> </w:t>
+      </w:r>
+      <w:r>
+        <w:rPr>
+          <w:rStyle w:val="FloatTok"/>
+        </w:rPr>
+        <w:t xml:space="preserve">0.6</w:t>
+      </w:r>
+      <w:r>
+        <w:rPr>
+          <w:rStyle w:val="NormalTok"/>
+        </w:rPr>
+        <w:t xml:space="preserve">) </w:t>
+      </w:r>
+      <w:r>
+        <w:rPr>
+          <w:rStyle w:val="SpecialCharTok"/>
+        </w:rPr>
+        <w:t xml:space="preserve">+</w:t>
+      </w:r>
+      <w:r>
+        <w:br/>
+      </w:r>
+      <w:r>
+        <w:rPr>
+          <w:rStyle w:val="NormalTok"/>
+        </w:rPr>
+        <w:t xml:space="preserve">  </w:t>
+      </w:r>
+      <w:r>
+        <w:rPr>
+          <w:rStyle w:val="FunctionTok"/>
+        </w:rPr>
+        <w:t xml:space="preserve">geom_errorbar</w:t>
+      </w:r>
+      <w:r>
+        <w:rPr>
+          <w:rStyle w:val="NormalTok"/>
+        </w:rPr>
+        <w:t xml:space="preserve">(</w:t>
+      </w:r>
+      <w:r>
+        <w:rPr>
+          <w:rStyle w:val="FunctionTok"/>
+        </w:rPr>
+        <w:t xml:space="preserve">aes</w:t>
+      </w:r>
+      <w:r>
+        <w:rPr>
+          <w:rStyle w:val="NormalTok"/>
+        </w:rPr>
+        <w:t xml:space="preserve">(</w:t>
+      </w:r>
+      <w:r>
+        <w:rPr>
+          <w:rStyle w:val="AttributeTok"/>
+        </w:rPr>
+        <w:t xml:space="preserve">ymin =</w:t>
+      </w:r>
+      <w:r>
+        <w:rPr>
+          <w:rStyle w:val="NormalTok"/>
+        </w:rPr>
+        <w:t xml:space="preserve"> mean_wt </w:t>
+      </w:r>
+      <w:r>
+        <w:rPr>
+          <w:rStyle w:val="SpecialCharTok"/>
+        </w:rPr>
+        <w:t xml:space="preserve">-</w:t>
+      </w:r>
+      <w:r>
+        <w:rPr>
+          <w:rStyle w:val="NormalTok"/>
+        </w:rPr>
+        <w:t xml:space="preserve"> se_wt, </w:t>
+      </w:r>
+      <w:r>
+        <w:rPr>
+          <w:rStyle w:val="AttributeTok"/>
+        </w:rPr>
+        <w:t xml:space="preserve">ymax =</w:t>
+      </w:r>
+      <w:r>
+        <w:rPr>
+          <w:rStyle w:val="NormalTok"/>
+        </w:rPr>
+        <w:t xml:space="preserve"> mean_wt </w:t>
+      </w:r>
+      <w:r>
+        <w:rPr>
+          <w:rStyle w:val="SpecialCharTok"/>
+        </w:rPr>
+        <w:t xml:space="preserve">+</w:t>
+      </w:r>
+      <w:r>
+        <w:rPr>
+          <w:rStyle w:val="NormalTok"/>
+        </w:rPr>
+        <w:t xml:space="preserve"> se_wt),</w:t>
+      </w:r>
+      <w:r>
+        <w:br/>
+      </w:r>
+      <w:r>
+        <w:rPr>
+          <w:rStyle w:val="NormalTok"/>
+        </w:rPr>
+        <w:t xml:space="preserve">                </w:t>
+      </w:r>
+      <w:r>
+        <w:rPr>
+          <w:rStyle w:val="AttributeTok"/>
+        </w:rPr>
+        <w:t xml:space="preserve">width =</w:t>
+      </w:r>
+      <w:r>
+        <w:rPr>
+          <w:rStyle w:val="NormalTok"/>
+        </w:rPr>
+        <w:t xml:space="preserve"> </w:t>
+      </w:r>
+      <w:r>
+        <w:rPr>
+          <w:rStyle w:val="FloatTok"/>
+        </w:rPr>
+        <w:t xml:space="preserve">0.3</w:t>
+      </w:r>
+      <w:r>
+        <w:rPr>
+          <w:rStyle w:val="NormalTok"/>
+        </w:rPr>
+        <w:t xml:space="preserve">, </w:t>
+      </w:r>
+      <w:r>
+        <w:rPr>
+          <w:rStyle w:val="AttributeTok"/>
+        </w:rPr>
+        <w:t xml:space="preserve">alpha =</w:t>
+      </w:r>
+      <w:r>
+        <w:rPr>
+          <w:rStyle w:val="NormalTok"/>
+        </w:rPr>
+        <w:t xml:space="preserve"> </w:t>
+      </w:r>
+      <w:r>
+        <w:rPr>
+          <w:rStyle w:val="FloatTok"/>
+        </w:rPr>
+        <w:t xml:space="preserve">0.5</w:t>
+      </w:r>
+      <w:r>
+        <w:rPr>
+          <w:rStyle w:val="NormalTok"/>
+        </w:rPr>
+        <w:t xml:space="preserve">) </w:t>
+      </w:r>
+      <w:r>
+        <w:rPr>
+          <w:rStyle w:val="SpecialCharTok"/>
+        </w:rPr>
+        <w:t xml:space="preserve">+</w:t>
+      </w:r>
+      <w:r>
+        <w:br/>
+      </w:r>
+      <w:r>
+        <w:rPr>
+          <w:rStyle w:val="NormalTok"/>
+        </w:rPr>
+        <w:t xml:space="preserve">  </w:t>
+      </w:r>
+      <w:r>
+        <w:rPr>
+          <w:rStyle w:val="FunctionTok"/>
+        </w:rPr>
+        <w:t xml:space="preserve">geom_smooth</w:t>
+      </w:r>
+      <w:r>
+        <w:rPr>
+          <w:rStyle w:val="NormalTok"/>
+        </w:rPr>
+        <w:t xml:space="preserve">(</w:t>
+      </w:r>
+      <w:r>
+        <w:rPr>
+          <w:rStyle w:val="AttributeTok"/>
+        </w:rPr>
+        <w:t xml:space="preserve">method =</w:t>
+      </w:r>
+      <w:r>
+        <w:rPr>
+          <w:rStyle w:val="NormalTok"/>
+        </w:rPr>
+        <w:t xml:space="preserve"> </w:t>
+      </w:r>
+      <w:r>
+        <w:rPr>
+          <w:rStyle w:val="StringTok"/>
+        </w:rPr>
+        <w:t xml:space="preserve">"lm"</w:t>
+      </w:r>
+      <w:r>
+        <w:rPr>
+          <w:rStyle w:val="NormalTok"/>
+        </w:rPr>
+        <w:t xml:space="preserve">, </w:t>
+      </w:r>
+      <w:r>
+        <w:rPr>
+          <w:rStyle w:val="AttributeTok"/>
+        </w:rPr>
+        <w:t xml:space="preserve">se =</w:t>
+      </w:r>
+      <w:r>
+        <w:rPr>
+          <w:rStyle w:val="NormalTok"/>
+        </w:rPr>
+        <w:t xml:space="preserve"> </w:t>
+      </w:r>
+      <w:r>
+        <w:rPr>
+          <w:rStyle w:val="ConstantTok"/>
+        </w:rPr>
+        <w:t xml:space="preserve">FALSE</w:t>
+      </w:r>
+      <w:r>
+        <w:rPr>
+          <w:rStyle w:val="NormalTok"/>
+        </w:rPr>
+        <w:t xml:space="preserve">, </w:t>
+      </w:r>
+      <w:r>
+        <w:rPr>
+          <w:rStyle w:val="AttributeTok"/>
+        </w:rPr>
+        <w:t xml:space="preserve">linetype =</w:t>
+      </w:r>
+      <w:r>
+        <w:rPr>
+          <w:rStyle w:val="NormalTok"/>
+        </w:rPr>
+        <w:t xml:space="preserve"> </w:t>
+      </w:r>
+      <w:r>
+        <w:rPr>
+          <w:rStyle w:val="StringTok"/>
+        </w:rPr>
+        <w:t xml:space="preserve">"dashed"</w:t>
+      </w:r>
+      <w:r>
+        <w:rPr>
+          <w:rStyle w:val="NormalTok"/>
+        </w:rPr>
+        <w:t xml:space="preserve">, </w:t>
+      </w:r>
+      <w:r>
+        <w:rPr>
+          <w:rStyle w:val="AttributeTok"/>
+        </w:rPr>
+        <w:t xml:space="preserve">color =</w:t>
+      </w:r>
+      <w:r>
+        <w:rPr>
+          <w:rStyle w:val="NormalTok"/>
+        </w:rPr>
+        <w:t xml:space="preserve"> </w:t>
+      </w:r>
+      <w:r>
+        <w:rPr>
+          <w:rStyle w:val="StringTok"/>
+        </w:rPr>
+        <w:t xml:space="preserve">"tomato"</w:t>
+      </w:r>
+      <w:r>
+        <w:rPr>
+          <w:rStyle w:val="NormalTok"/>
+        </w:rPr>
+        <w:t xml:space="preserve">) </w:t>
+      </w:r>
+      <w:r>
+        <w:rPr>
+          <w:rStyle w:val="SpecialCharTok"/>
+        </w:rPr>
+        <w:t xml:space="preserve">+</w:t>
+      </w:r>
+      <w:r>
+        <w:br/>
+      </w:r>
+      <w:r>
+        <w:rPr>
+          <w:rStyle w:val="NormalTok"/>
+        </w:rPr>
+        <w:t xml:space="preserve">  </w:t>
+      </w:r>
+      <w:r>
+        <w:rPr>
+          <w:rStyle w:val="FunctionTok"/>
+        </w:rPr>
+        <w:t xml:space="preserve">labs</w:t>
+      </w:r>
+      <w:r>
+        <w:rPr>
+          <w:rStyle w:val="NormalTok"/>
+        </w:rPr>
+        <w:t xml:space="preserve">(</w:t>
+      </w:r>
+      <w:r>
+        <w:rPr>
+          <w:rStyle w:val="AttributeTok"/>
+        </w:rPr>
+        <w:t xml:space="preserve">title =</w:t>
+      </w:r>
+      <w:r>
+        <w:rPr>
+          <w:rStyle w:val="NormalTok"/>
+        </w:rPr>
+        <w:t xml:space="preserve"> </w:t>
+      </w:r>
+      <w:r>
+        <w:rPr>
+          <w:rStyle w:val="StringTok"/>
+        </w:rPr>
+        <w:t xml:space="preserve">"25-Year Cisco Body Weight Trend — Trout Lake, WI"</w:t>
+      </w:r>
+      <w:r>
+        <w:rPr>
+          <w:rStyle w:val="NormalTok"/>
+        </w:rPr>
+        <w:t xml:space="preserve">,</w:t>
+      </w:r>
+      <w:r>
+        <w:br/>
+      </w:r>
+      <w:r>
+        <w:rPr>
+          <w:rStyle w:val="NormalTok"/>
+        </w:rPr>
+        <w:t xml:space="preserve">       </w:t>
+      </w:r>
+      <w:r>
+        <w:rPr>
+          <w:rStyle w:val="AttributeTok"/>
+        </w:rPr>
+        <w:t xml:space="preserve">subtitle =</w:t>
+      </w:r>
+      <w:r>
+        <w:rPr>
+          <w:rStyle w:val="NormalTok"/>
+        </w:rPr>
+        <w:t xml:space="preserve"> </w:t>
+      </w:r>
+      <w:r>
+        <w:rPr>
+          <w:rStyle w:val="StringTok"/>
+        </w:rPr>
+        <w:t xml:space="preserve">"Annual mean ± SE; point size = sample size"</w:t>
+      </w:r>
+      <w:r>
+        <w:rPr>
+          <w:rStyle w:val="NormalTok"/>
+        </w:rPr>
+        <w:t xml:space="preserve">,</w:t>
+      </w:r>
+      <w:r>
+        <w:br/>
+      </w:r>
+      <w:r>
+        <w:rPr>
+          <w:rStyle w:val="NormalTok"/>
+        </w:rPr>
+        <w:t xml:space="preserve">       </w:t>
+      </w:r>
+      <w:r>
+        <w:rPr>
+          <w:rStyle w:val="AttributeTok"/>
+        </w:rPr>
+        <w:t xml:space="preserve">x =</w:t>
+      </w:r>
+      <w:r>
+        <w:rPr>
+          <w:rStyle w:val="NormalTok"/>
+        </w:rPr>
+        <w:t xml:space="preserve"> </w:t>
+      </w:r>
+      <w:r>
+        <w:rPr>
+          <w:rStyle w:val="StringTok"/>
+        </w:rPr>
+        <w:t xml:space="preserve">"Year"</w:t>
+      </w:r>
+      <w:r>
+        <w:rPr>
+          <w:rStyle w:val="NormalTok"/>
+        </w:rPr>
+        <w:t xml:space="preserve">, </w:t>
+      </w:r>
+      <w:r>
+        <w:rPr>
+          <w:rStyle w:val="AttributeTok"/>
+        </w:rPr>
+        <w:t xml:space="preserve">y =</w:t>
+      </w:r>
+      <w:r>
+        <w:rPr>
+          <w:rStyle w:val="NormalTok"/>
+        </w:rPr>
+        <w:t xml:space="preserve"> </w:t>
+      </w:r>
+      <w:r>
+        <w:rPr>
+          <w:rStyle w:val="StringTok"/>
+        </w:rPr>
+        <w:t xml:space="preserve">"Mean Body Weight (g)"</w:t>
+      </w:r>
+      <w:r>
+        <w:rPr>
+          <w:rStyle w:val="NormalTok"/>
+        </w:rPr>
+        <w:t xml:space="preserve">,</w:t>
+      </w:r>
+      <w:r>
+        <w:br/>
+      </w:r>
+      <w:r>
+        <w:rPr>
+          <w:rStyle w:val="NormalTok"/>
+        </w:rPr>
+        <w:t xml:space="preserve">       </w:t>
+      </w:r>
+      <w:r>
+        <w:rPr>
+          <w:rStyle w:val="AttributeTok"/>
+        </w:rPr>
+        <w:t xml:space="preserve">caption =</w:t>
+      </w:r>
+      <w:r>
+        <w:rPr>
+          <w:rStyle w:val="NormalTok"/>
+        </w:rPr>
+        <w:t xml:space="preserve"> </w:t>
+      </w:r>
+      <w:r>
+        <w:rPr>
+          <w:rStyle w:val="StringTok"/>
+        </w:rPr>
+        <w:t xml:space="preserve">"Dashed line = linear trend. NTL-LTER / FSAdata"</w:t>
+      </w:r>
+      <w:r>
+        <w:rPr>
+          <w:rStyle w:val="NormalTok"/>
+        </w:rPr>
+        <w:t xml:space="preserve">) </w:t>
+      </w:r>
+      <w:r>
+        <w:rPr>
+          <w:rStyle w:val="SpecialCharTok"/>
+        </w:rPr>
+        <w:t xml:space="preserve">+</w:t>
+      </w:r>
+      <w:r>
+        <w:br/>
+      </w:r>
+      <w:r>
+        <w:rPr>
+          <w:rStyle w:val="NormalTok"/>
+        </w:rPr>
+        <w:t xml:space="preserve">  </w:t>
+      </w:r>
+      <w:r>
+        <w:rPr>
+          <w:rStyle w:val="FunctionTok"/>
+        </w:rPr>
+        <w:t xml:space="preserve">theme_minimal</w:t>
+      </w:r>
+      <w:r>
+        <w:rPr>
+          <w:rStyle w:val="NormalTok"/>
+        </w:rPr>
+        <w:t xml:space="preserve">()</w:t>
+      </w:r>
+    </w:p>
+    <w:p>
+      <w:pPr>
+        <w:pStyle w:val="FirstParagraph"/>
+      </w:pPr>
+      <w:r>
+        <w:t xml:space="preserve">Notice: the long-term trend in mean body weight is less dramatic than the year-to-year variation you found in your t-test. This is why both</w:t>
+      </w:r>
+      <w:r>
+        <w:t xml:space="preserve"> </w:t>
+      </w:r>
+      <w:r>
+        <w:rPr>
+          <w:b/>
+          <w:bCs/>
+        </w:rPr>
+        <w:t xml:space="preserve">single-year comparisons</w:t>
+      </w:r>
+      <w:r>
+        <w:t xml:space="preserve"> </w:t>
+      </w:r>
+      <w:r>
+        <w:t xml:space="preserve">and</w:t>
+      </w:r>
+      <w:r>
+        <w:t xml:space="preserve"> </w:t>
+      </w:r>
+      <w:r>
+        <w:rPr>
+          <w:b/>
+          <w:bCs/>
+        </w:rPr>
+        <w:t xml:space="preserve">long-term trends</w:t>
+      </w:r>
+      <w:r>
+        <w:t xml:space="preserve"> </w:t>
+      </w:r>
+      <w:r>
+        <w:t xml:space="preserve">matter in ecology.</w:t>
+      </w:r>
+    </w:p>
+    <w:p>
+      <w:r>
+        <w:pict>
+          <v:rect style="width:0;height:1.5pt" o:hralign="center" o:hrstd="t" o:hr="t"/>
+        </w:pict>
+      </w:r>
+    </w:p>
+    <w:p>
+      <w:pPr>
+        <w:pStyle w:val="FirstParagraph"/>
+      </w:pPr>
+      <w:r>
+        <w:rPr>
+          <w:i/>
+          <w:iCs/>
+        </w:rPr>
+        <w:t xml:space="preserve">Data: Ogle DH (2023). FSAdata / NTL-LTER, University of Wisconsin–Madison, 1981–2006.</w:t>
+      </w:r>
+    </w:p>
+    <w:bookmarkEnd w:id="29"/>
     <w:sectPr>
       <w:pgSz w:h="15840" w:w="12240"/>
       <w:pgMar w:bottom="1440" w:footer="720" w:gutter="0" w:header="720" w:left="1440" w:right="1440" w:top="1440"/>
@@ -369,85 +3701,76 @@
       </w:pPr>
     </w:lvl>
   </w:abstractNum>
-  <w:abstractNum w:abstractNumId="99411">
-    <w:nsid w:val="00A99411"/>
+  <w:abstractNum w:abstractNumId="992">
+    <w:nsid w:val="0000A992"/>
     <w:multiLevelType w:val="multilevel"/>
     <w:lvl w:ilvl="0">
-      <w:start w:val="1"/>
-      <w:numFmt w:val="decimal"/>
-      <w:lvlText w:val="%1."/>
+      <w:numFmt w:val="bullet"/>
+      <w:lvlText w:val="☐"/>
       <w:lvlJc w:val="left"/>
       <w:pPr>
         <w:ind w:left="720" w:hanging="360"/>
       </w:pPr>
     </w:lvl>
     <w:lvl w:ilvl="1">
-      <w:start w:val="1"/>
-      <w:numFmt w:val="decimal"/>
-      <w:lvlText w:val="%2."/>
+      <w:numFmt w:val="bullet"/>
+      <w:lvlText w:val="☐"/>
       <w:lvlJc w:val="left"/>
       <w:pPr>
         <w:ind w:left="1440" w:hanging="360"/>
       </w:pPr>
     </w:lvl>
     <w:lvl w:ilvl="2">
-      <w:start w:val="1"/>
-      <w:numFmt w:val="decimal"/>
-      <w:lvlText w:val="%3."/>
+      <w:numFmt w:val="bullet"/>
+      <w:lvlText w:val="☐"/>
       <w:lvlJc w:val="left"/>
       <w:pPr>
         <w:ind w:left="2160" w:hanging="360"/>
       </w:pPr>
     </w:lvl>
     <w:lvl w:ilvl="3">
-      <w:start w:val="1"/>
-      <w:numFmt w:val="decimal"/>
-      <w:lvlText w:val="%4."/>
+      <w:numFmt w:val="bullet"/>
+      <w:lvlText w:val="☐"/>
       <w:lvlJc w:val="left"/>
       <w:pPr>
         <w:ind w:left="2880" w:hanging="360"/>
       </w:pPr>
     </w:lvl>
     <w:lvl w:ilvl="4">
-      <w:start w:val="1"/>
-      <w:numFmt w:val="decimal"/>
-      <w:lvlText w:val="%5."/>
+      <w:numFmt w:val="bullet"/>
+      <w:lvlText w:val="☐"/>
       <w:lvlJc w:val="left"/>
       <w:pPr>
         <w:ind w:left="3600" w:hanging="360"/>
       </w:pPr>
     </w:lvl>
     <w:lvl w:ilvl="5">
-      <w:start w:val="1"/>
-      <w:numFmt w:val="decimal"/>
-      <w:lvlText w:val="%6."/>
+      <w:numFmt w:val="bullet"/>
+      <w:lvlText w:val="☐"/>
       <w:lvlJc w:val="left"/>
       <w:pPr>
         <w:ind w:left="4320" w:hanging="360"/>
       </w:pPr>
     </w:lvl>
     <w:lvl w:ilvl="6">
-      <w:start w:val="1"/>
-      <w:numFmt w:val="decimal"/>
-      <w:lvlText w:val="%7."/>
+      <w:numFmt w:val="bullet"/>
+      <w:lvlText w:val="☐"/>
       <w:lvlJc w:val="left"/>
       <w:pPr>
         <w:ind w:left="5040" w:hanging="360"/>
       </w:pPr>
     </w:lvl>
     <w:lvl w:ilvl="7">
-      <w:start w:val="1"/>
-      <w:numFmt w:val="decimal"/>
-      <w:lvlText w:val="%8."/>
+      <w:numFmt w:val="bullet"/>
+      <w:lvlText w:val="☐"/>
       <w:lvlJc w:val="left"/>
       <w:pPr>
         <w:ind w:left="5760" w:hanging="360"/>
       </w:pPr>
     </w:lvl>
     <w:lvl w:ilvl="8">
-      <w:start w:val="1"/>
-      <w:numFmt w:val="decimal"/>
-      <w:lvlText w:val="%9."/>
+      <w:numFmt w:val="bullet"/>
+      <w:lvlText w:val="☐"/>
       <w:lvlJc w:val="left"/>
       <w:pPr>
         <w:ind w:left="6480" w:hanging="360"/>
@@ -458,64 +3781,22 @@
     <w:abstractNumId w:val="990"/>
   </w:num>
   <w:num w:numId="1001">
-    <w:abstractNumId w:val="99411"/>
-    <w:lvlOverride w:ilvl="0">
-      <w:startOverride w:val="1"/>
-    </w:lvlOverride>
-    <w:lvlOverride w:ilvl="1">
-      <w:startOverride w:val="1"/>
-    </w:lvlOverride>
-    <w:lvlOverride w:ilvl="2">
-      <w:startOverride w:val="1"/>
-    </w:lvlOverride>
-    <w:lvlOverride w:ilvl="3">
-      <w:startOverride w:val="1"/>
-    </w:lvlOverride>
-    <w:lvlOverride w:ilvl="4">
-      <w:startOverride w:val="1"/>
-    </w:lvlOverride>
-    <w:lvlOverride w:ilvl="5">
-      <w:startOverride w:val="1"/>
-    </w:lvlOverride>
-    <w:lvlOverride w:ilvl="6">
-      <w:startOverride w:val="1"/>
-    </w:lvlOverride>
-    <w:lvlOverride w:ilvl="7">
-      <w:startOverride w:val="1"/>
-    </w:lvlOverride>
-    <w:lvlOverride w:ilvl="8">
-      <w:startOverride w:val="1"/>
-    </w:lvlOverride>
+    <w:abstractNumId w:val="992"/>
   </w:num>
   <w:num w:numId="1002">
-    <w:abstractNumId w:val="99411"/>
-    <w:lvlOverride w:ilvl="0">
-      <w:startOverride w:val="1"/>
-    </w:lvlOverride>
-    <w:lvlOverride w:ilvl="1">
-      <w:startOverride w:val="1"/>
-    </w:lvlOverride>
-    <w:lvlOverride w:ilvl="2">
-      <w:startOverride w:val="1"/>
-    </w:lvlOverride>
-    <w:lvlOverride w:ilvl="3">
-      <w:startOverride w:val="1"/>
-    </w:lvlOverride>
-    <w:lvlOverride w:ilvl="4">
-      <w:startOverride w:val="1"/>
-    </w:lvlOverride>
-    <w:lvlOverride w:ilvl="5">
-      <w:startOverride w:val="1"/>
-    </w:lvlOverride>
-    <w:lvlOverride w:ilvl="6">
-      <w:startOverride w:val="1"/>
-    </w:lvlOverride>
-    <w:lvlOverride w:ilvl="7">
-      <w:startOverride w:val="1"/>
-    </w:lvlOverride>
-    <w:lvlOverride w:ilvl="8">
-      <w:startOverride w:val="1"/>
-    </w:lvlOverride>
+    <w:abstractNumId w:val="992"/>
+  </w:num>
+  <w:num w:numId="1003">
+    <w:abstractNumId w:val="992"/>
+  </w:num>
+  <w:num w:numId="1004">
+    <w:abstractNumId w:val="992"/>
+  </w:num>
+  <w:num w:numId="1005">
+    <w:abstractNumId w:val="992"/>
+  </w:num>
+  <w:num w:numId="1006">
+    <w:abstractNumId w:val="992"/>
   </w:num>
 </w:numbering>
 </file>
